--- a/deliverables/PlaceIQ_Understanding_Guide.docx
+++ b/deliverables/PlaceIQ_Understanding_Guide.docx
@@ -5153,7 +5153,7 @@
                 <w:sz w:val="15"/>
                 <w:szCs w:val="15"/>
               </w:rPr>
-              <w:t xml:space="preserve">1,527× faster with a composite index on 600k rows.</w:t>
+              <w:t xml:space="preserve">2,160× faster with a composite index on 600k rows.</w:t>
             </w:r>
           </w:p>
         </w:tc>
@@ -9697,7 +9697,7 @@
                 <w:sz w:val="16"/>
                 <w:szCs w:val="16"/>
               </w:rPr>
-              <w:t xml:space="preserve">Without it, PostgreSQL reads all 600,000 rows. The B-tree seeks directly to job_id = 1234 and reads 3 blocks. Measured 62.6 ms vs 0.041 ms.</w:t>
+              <w:t xml:space="preserve">Without it, PostgreSQL reads all 600,000 rows. The B-tree seeks directly to job_id = 1234 and reads 3 blocks. Measured 62.7 ms vs 0.029 ms.</w:t>
             </w:r>
           </w:p>
         </w:tc>
@@ -11852,7 +11852,7 @@
                 <w:sz w:val="19"/>
                 <w:szCs w:val="19"/>
               </w:rPr>
-              <w:t xml:space="preserve">1,527× faster; partial index 26× smaller</w:t>
+              <w:t xml:space="preserve">2,160× faster; partial index 26× smaller</w:t>
             </w:r>
           </w:p>
           <w:p>
@@ -13636,7 +13636,7 @@
                 <w:sz w:val="19"/>
                 <w:szCs w:val="19"/>
               </w:rPr>
-              <w:t xml:space="preserve">62.6 ms → 0.041 ms (1,527×)</w:t>
+              <w:t xml:space="preserve">62.7 ms → 0.029 ms (2,160×)</w:t>
             </w:r>
           </w:p>
         </w:tc>

--- a/deliverables/PlaceIQ_Understanding_Guide.docx
+++ b/deliverables/PlaceIQ_Understanding_Guide.docx
@@ -364,7 +364,7 @@
                 <w:sz w:val="19"/>
                 <w:szCs w:val="19"/>
               </w:rPr>
-              <w:t xml:space="preserve">Schema &amp; normalization</w:t>
+              <w:t xml:space="preserve">Schema, normalization &amp; DDL</w:t>
             </w:r>
           </w:p>
         </w:tc>
@@ -453,7 +453,7 @@
                 <w:sz w:val="19"/>
                 <w:szCs w:val="19"/>
               </w:rPr>
-              <w:t xml:space="preserve">DDL, data &amp; queries</w:t>
+              <w:t xml:space="preserve">SQL queries &amp; rules</w:t>
             </w:r>
           </w:p>
         </w:tc>
@@ -542,7 +542,7 @@
                 <w:sz w:val="19"/>
                 <w:szCs w:val="19"/>
               </w:rPr>
-              <w:t xml:space="preserve">Rules, transactions &amp; performance</w:t>
+              <w:t xml:space="preserve">Analytics &amp; performance</w:t>
             </w:r>
           </w:p>
         </w:tc>
@@ -691,7 +691,7 @@
                 <w:sz w:val="21"/>
                 <w:szCs w:val="21"/>
               </w:rPr>
-              <w:t xml:space="preserve">PlaceIQ replaces the placement committee's spreadsheet with a PostgreSQL database that enforces the placement rules itself: ineligible applications, double-booked interviews and second acceptances are refused by the database, not by people.</w:t>
+              <w:t xml:space="preserve">PlaceIQ replaces the placement committee's spreadsheet with a PostgreSQL database that enforces the placement rules itself (ineligible applications, double-booked interviews and second acceptances are refused by the database, not by people), and then uses that data to find the students the process serves badly.</w:t>
             </w:r>
           </w:p>
         </w:tc>
@@ -840,6 +840,26 @@
           <w:b/>
           <w:bCs/>
         </w:rPr>
+        <w:t xml:space="preserve">Analytics.</w:t>
+      </w:r>
+      <w:r>
+        <w:t xml:space="preserve"> SQL computes the statistics and a feature matrix; k-means finds 4 student segments that differ sharply in placement outcome; the labels go back into the database, and S2 lists the 52 students who need help.</w:t>
+      </w:r>
+    </w:p>
+    <w:p>
+      <w:pPr>
+        <w:pStyle w:val="ListParagraph"/>
+        <w:numPr>
+          <w:ilvl w:val="0"/>
+          <w:numId w:val="2"/>
+        </w:numPr>
+        <w:spacing w:after="60" w:line="264"/>
+      </w:pPr>
+      <w:r>
+        <w:rPr>
+          <w:b/>
+          <w:bCs/>
+        </w:rPr>
         <w:t xml:space="preserve">Proof.</w:t>
       </w:r>
       <w:r>
@@ -1228,7 +1248,7 @@
                 <w:sz w:val="19"/>
                 <w:szCs w:val="19"/>
               </w:rPr>
-              <w:t xml:space="preserve">M3</w:t>
+              <w:t xml:space="preserve">M2</w:t>
             </w:r>
           </w:p>
         </w:tc>
@@ -1317,7 +1337,7 @@
                 <w:sz w:val="19"/>
                 <w:szCs w:val="19"/>
               </w:rPr>
-              <w:t xml:space="preserve">M4</w:t>
+              <w:t xml:space="preserve">M3</w:t>
             </w:r>
           </w:p>
         </w:tc>
@@ -1584,7 +1604,7 @@
                 <w:sz w:val="19"/>
                 <w:szCs w:val="19"/>
               </w:rPr>
-              <w:t xml:space="preserve">M4</w:t>
+              <w:t xml:space="preserve">M3</w:t>
             </w:r>
           </w:p>
         </w:tc>
@@ -1617,7 +1637,7 @@
                 <w:sz w:val="19"/>
                 <w:szCs w:val="19"/>
               </w:rPr>
-              <w:t xml:space="preserve">app/</w:t>
+              <w:t xml:space="preserve">07_analytics.sql</w:t>
             </w:r>
           </w:p>
         </w:tc>
@@ -1645,7 +1665,7 @@
                 <w:sz w:val="19"/>
                 <w:szCs w:val="19"/>
               </w:rPr>
-              <w:t xml:space="preserve">Web UI and REST API</w:t>
+              <w:t xml:space="preserve">SQL statistics (A1–A5), feature view, segment tables, S1–S2</w:t>
             </w:r>
           </w:p>
         </w:tc>
@@ -1673,7 +1693,185 @@
                 <w:sz w:val="19"/>
                 <w:szCs w:val="19"/>
               </w:rPr>
-              <w:t xml:space="preserve">M4 (demo)</w:t>
+              <w:t xml:space="preserve">M4</w:t>
+            </w:r>
+          </w:p>
+        </w:tc>
+      </w:tr>
+      <w:tr>
+        <w:trPr>
+          <w:cantSplit/>
+        </w:trPr>
+        <w:tc>
+          <w:tcPr>
+            <w:tcW w:type="dxa" w:w="1900"/>
+            <w:shd w:fill="F3F4F8" w:color="auto" w:val="clear"/>
+            <w:tcMar>
+              <w:top w:type="dxa" w:w="60"/>
+              <w:left w:type="dxa" w:w="100"/>
+              <w:bottom w:type="dxa" w:w="60"/>
+              <w:right w:type="dxa" w:w="100"/>
+            </w:tcMar>
+            <w:vAlign w:val="center"/>
+          </w:tcPr>
+          <w:p>
+            <w:pPr>
+              <w:spacing w:after="0" w:line="252"/>
+            </w:pPr>
+            <w:r>
+              <w:rPr>
+                <w:b w:val="false"/>
+                <w:bCs w:val="false"/>
+                <w:color w:val="374151"/>
+                <w:sz w:val="19"/>
+                <w:szCs w:val="19"/>
+              </w:rPr>
+              <w:t xml:space="preserve">analytics/</w:t>
+            </w:r>
+          </w:p>
+        </w:tc>
+        <w:tc>
+          <w:tcPr>
+            <w:tcW w:type="dxa" w:w="5225"/>
+            <w:shd w:fill="F3F4F8" w:color="auto" w:val="clear"/>
+            <w:tcMar>
+              <w:top w:type="dxa" w:w="60"/>
+              <w:left w:type="dxa" w:w="100"/>
+              <w:bottom w:type="dxa" w:w="60"/>
+              <w:right w:type="dxa" w:w="100"/>
+            </w:tcMar>
+            <w:vAlign w:val="center"/>
+          </w:tcPr>
+          <w:p>
+            <w:pPr>
+              <w:spacing w:after="0" w:line="252"/>
+            </w:pPr>
+            <w:r>
+              <w:rPr>
+                <w:b w:val="false"/>
+                <w:bCs w:val="false"/>
+                <w:color w:val="374151"/>
+                <w:sz w:val="19"/>
+                <w:szCs w:val="19"/>
+              </w:rPr>
+              <w:t xml:space="preserve">k-means notebook (.ipynb and .html) and figures</w:t>
+            </w:r>
+          </w:p>
+        </w:tc>
+        <w:tc>
+          <w:tcPr>
+            <w:tcW w:type="dxa" w:w="1901"/>
+            <w:shd w:fill="F3F4F8" w:color="auto" w:val="clear"/>
+            <w:tcMar>
+              <w:top w:type="dxa" w:w="60"/>
+              <w:left w:type="dxa" w:w="100"/>
+              <w:bottom w:type="dxa" w:w="60"/>
+              <w:right w:type="dxa" w:w="100"/>
+            </w:tcMar>
+            <w:vAlign w:val="center"/>
+          </w:tcPr>
+          <w:p>
+            <w:pPr>
+              <w:spacing w:after="0" w:line="252"/>
+            </w:pPr>
+            <w:r>
+              <w:rPr>
+                <w:b w:val="false"/>
+                <w:bCs w:val="false"/>
+                <w:color w:val="374151"/>
+                <w:sz w:val="19"/>
+                <w:szCs w:val="19"/>
+              </w:rPr>
+              <w:t xml:space="preserve">M4</w:t>
+            </w:r>
+          </w:p>
+        </w:tc>
+      </w:tr>
+      <w:tr>
+        <w:trPr>
+          <w:cantSplit/>
+        </w:trPr>
+        <w:tc>
+          <w:tcPr>
+            <w:tcW w:type="dxa" w:w="1900"/>
+            <w:shd w:fill="FFFFFF" w:color="auto" w:val="clear"/>
+            <w:tcMar>
+              <w:top w:type="dxa" w:w="60"/>
+              <w:left w:type="dxa" w:w="100"/>
+              <w:bottom w:type="dxa" w:w="60"/>
+              <w:right w:type="dxa" w:w="100"/>
+            </w:tcMar>
+            <w:vAlign w:val="center"/>
+          </w:tcPr>
+          <w:p>
+            <w:pPr>
+              <w:spacing w:after="0" w:line="252"/>
+            </w:pPr>
+            <w:r>
+              <w:rPr>
+                <w:b w:val="false"/>
+                <w:bCs w:val="false"/>
+                <w:color w:val="374151"/>
+                <w:sz w:val="19"/>
+                <w:szCs w:val="19"/>
+              </w:rPr>
+              <w:t xml:space="preserve">app/</w:t>
+            </w:r>
+          </w:p>
+        </w:tc>
+        <w:tc>
+          <w:tcPr>
+            <w:tcW w:type="dxa" w:w="5225"/>
+            <w:shd w:fill="FFFFFF" w:color="auto" w:val="clear"/>
+            <w:tcMar>
+              <w:top w:type="dxa" w:w="60"/>
+              <w:left w:type="dxa" w:w="100"/>
+              <w:bottom w:type="dxa" w:w="60"/>
+              <w:right w:type="dxa" w:w="100"/>
+            </w:tcMar>
+            <w:vAlign w:val="center"/>
+          </w:tcPr>
+          <w:p>
+            <w:pPr>
+              <w:spacing w:after="0" w:line="252"/>
+            </w:pPr>
+            <w:r>
+              <w:rPr>
+                <w:b w:val="false"/>
+                <w:bCs w:val="false"/>
+                <w:color w:val="374151"/>
+                <w:sz w:val="19"/>
+                <w:szCs w:val="19"/>
+              </w:rPr>
+              <w:t xml:space="preserve">Web UI and REST API</w:t>
+            </w:r>
+          </w:p>
+        </w:tc>
+        <w:tc>
+          <w:tcPr>
+            <w:tcW w:type="dxa" w:w="1901"/>
+            <w:shd w:fill="FFFFFF" w:color="auto" w:val="clear"/>
+            <w:tcMar>
+              <w:top w:type="dxa" w:w="60"/>
+              <w:left w:type="dxa" w:w="100"/>
+              <w:bottom w:type="dxa" w:w="60"/>
+              <w:right w:type="dxa" w:w="100"/>
+            </w:tcMar>
+            <w:vAlign w:val="center"/>
+          </w:tcPr>
+          <w:p>
+            <w:pPr>
+              <w:spacing w:after="0" w:line="252"/>
+            </w:pPr>
+            <w:r>
+              <w:rPr>
+                <w:b w:val="false"/>
+                <w:bCs w:val="false"/>
+                <w:color w:val="374151"/>
+                <w:sz w:val="19"/>
+                <w:szCs w:val="19"/>
+              </w:rPr>
+              <w:t xml:space="preserve">M3 (demo)</w:t>
             </w:r>
           </w:p>
         </w:tc>
@@ -1871,9 +2069,70 @@
         <w:spacing w:after="120" w:line="276"/>
       </w:pPr>
       <w:r>
-        <w:t xml:space="preserve">02_ddl.sql creates empty tables → 03_logic.sql installs views, triggers and procedures → 04_data.sql loads data through those triggers in one transaction. run_all.ps1 does all three; the UI's 'Reset demo data' button does the same.</w:t>
+        <w:t xml:space="preserve">02_ddl.sql creates empty tables → 03_logic.sql installs views, triggers and procedures → 04_data.sql loads data through those triggers in one transaction → 07_analytics.sql adds the feature view and the (empty) segment tables. run_all.ps1 does all four; the UI's 'Reset demo data' button and the test suite do the same.</w:t>
       </w:r>
     </w:p>
+    <w:tbl>
+      <w:tblPr>
+        <w:tblW w:type="dxa" w:w="9026"/>
+        <w:tblBorders>
+          <w:top w:val="none" w:color="FFFFFF" w:sz="0"/>
+          <w:left w:val="none" w:color="FFFFFF" w:sz="0"/>
+          <w:bottom w:val="none" w:color="FFFFFF" w:sz="0"/>
+          <w:right w:val="none" w:color="FFFFFF" w:sz="0"/>
+          <w:insideH w:val="none" w:color="FFFFFF" w:sz="0"/>
+          <w:insideV w:val="none" w:color="FFFFFF" w:sz="0"/>
+        </w:tblBorders>
+        <w:tblLayout w:type="fixed"/>
+      </w:tblPr>
+      <w:tblGrid>
+        <w:gridCol w:w="9026"/>
+      </w:tblGrid>
+      <w:tr>
+        <w:trPr>
+          <w:cantSplit/>
+        </w:trPr>
+        <w:tc>
+          <w:tcPr>
+            <w:tcW w:type="dxa" w:w="9026"/>
+            <w:shd w:fill="FFF4E6" w:color="auto" w:val="clear"/>
+            <w:tcMar>
+              <w:top w:type="dxa" w:w="140"/>
+              <w:left w:type="dxa" w:w="200"/>
+              <w:bottom w:type="dxa" w:w="100"/>
+              <w:right w:type="dxa" w:w="200"/>
+            </w:tcMar>
+          </w:tcPr>
+          <w:p>
+            <w:pPr>
+              <w:spacing w:after="60"/>
+            </w:pPr>
+            <w:r>
+              <w:rPr>
+                <w:b/>
+                <w:bCs/>
+                <w:color w:val="C2410C"/>
+                <w:sz w:val="22"/>
+                <w:szCs w:val="22"/>
+              </w:rPr>
+              <w:t xml:space="preserve">After any rebuild, rerun the notebook</w:t>
+            </w:r>
+          </w:p>
+          <w:p>
+            <w:pPr>
+              <w:spacing w:after="60" w:line="264"/>
+            </w:pPr>
+            <w:r>
+              <w:rPr>
+                <w:sz w:val="21"/>
+                <w:szCs w:val="21"/>
+              </w:rPr>
+              <w:t xml:space="preserve">A rebuild (run_all.ps1, Reset demo data, or running the tests) leaves the segment tables empty. Run analytics/placeiq_kmeans.ipynb again before showing S1, S2 or v_segment_profile.</w:t>
+            </w:r>
+          </w:p>
+        </w:tc>
+      </w:tr>
+    </w:tbl>
     <w:p>
       <w:pPr>
         <w:pStyle w:val="Heading1"/>
@@ -5153,7 +5412,7 @@
                 <w:sz w:val="15"/>
                 <w:szCs w:val="15"/>
               </w:rPr>
-              <w:t xml:space="preserve">2,160× faster with a composite index on 600k rows.</w:t>
+              <w:t xml:space="preserve">2,434× faster with a composite index on 600k rows.</w:t>
             </w:r>
           </w:p>
         </w:tc>
@@ -5650,6 +5909,825 @@
                 <w:szCs w:val="15"/>
               </w:rPr>
               <w:t xml:space="preserve">"The API is thin; the database holds the rules."</w:t>
+            </w:r>
+          </w:p>
+        </w:tc>
+      </w:tr>
+      <w:tr>
+        <w:trPr>
+          <w:cantSplit/>
+        </w:trPr>
+        <w:tc>
+          <w:tcPr>
+            <w:tcW w:type="dxa" w:w="1692"/>
+            <w:shd w:fill="F3F4F8" w:color="auto" w:val="clear"/>
+            <w:tcMar>
+              <w:top w:type="dxa" w:w="60"/>
+              <w:left w:type="dxa" w:w="100"/>
+              <w:bottom w:type="dxa" w:w="60"/>
+              <w:right w:type="dxa" w:w="100"/>
+            </w:tcMar>
+            <w:vAlign w:val="center"/>
+          </w:tcPr>
+          <w:p>
+            <w:pPr>
+              <w:spacing w:after="0" w:line="252"/>
+            </w:pPr>
+            <w:r>
+              <w:rPr>
+                <w:b w:val="false"/>
+                <w:bCs w:val="false"/>
+                <w:color w:val="374151"/>
+                <w:sz w:val="15"/>
+                <w:szCs w:val="15"/>
+              </w:rPr>
+              <w:t xml:space="preserve">Why a DBMS for analytics</w:t>
+            </w:r>
+          </w:p>
+        </w:tc>
+        <w:tc>
+          <w:tcPr>
+            <w:tcW w:type="dxa" w:w="2594"/>
+            <w:shd w:fill="F3F4F8" w:color="auto" w:val="clear"/>
+            <w:tcMar>
+              <w:top w:type="dxa" w:w="60"/>
+              <w:left w:type="dxa" w:w="100"/>
+              <w:bottom w:type="dxa" w:w="60"/>
+              <w:right w:type="dxa" w:w="100"/>
+            </w:tcMar>
+            <w:vAlign w:val="center"/>
+          </w:tcPr>
+          <w:p>
+            <w:pPr>
+              <w:spacing w:after="0" w:line="252"/>
+            </w:pPr>
+            <w:r>
+              <w:rPr>
+                <w:b w:val="false"/>
+                <w:bCs w:val="false"/>
+                <w:color w:val="374151"/>
+                <w:sz w:val="15"/>
+                <w:szCs w:val="15"/>
+              </w:rPr>
+              <w:t xml:space="preserve">Algorithms run in memory; the DBMS answers aggregate questions without loading every record.</w:t>
+            </w:r>
+          </w:p>
+        </w:tc>
+        <w:tc>
+          <w:tcPr>
+            <w:tcW w:type="dxa" w:w="2594"/>
+            <w:shd w:fill="F3F4F8" w:color="auto" w:val="clear"/>
+            <w:tcMar>
+              <w:top w:type="dxa" w:w="60"/>
+              <w:left w:type="dxa" w:w="100"/>
+              <w:bottom w:type="dxa" w:w="60"/>
+              <w:right w:type="dxa" w:w="100"/>
+            </w:tcMar>
+            <w:vAlign w:val="center"/>
+          </w:tcPr>
+          <w:p>
+            <w:pPr>
+              <w:spacing w:after="0" w:line="252"/>
+            </w:pPr>
+            <w:r>
+              <w:rPr>
+                <w:b w:val="false"/>
+                <w:bCs w:val="false"/>
+                <w:color w:val="374151"/>
+                <w:sz w:val="15"/>
+                <w:szCs w:val="15"/>
+              </w:rPr>
+              <w:t xml:space="preserve">A1–A5 are GROUP BY queries; Python gets only 177 rows × 5 features.</w:t>
+            </w:r>
+          </w:p>
+        </w:tc>
+        <w:tc>
+          <w:tcPr>
+            <w:tcW w:type="dxa" w:w="2146"/>
+            <w:shd w:fill="F3F4F8" w:color="auto" w:val="clear"/>
+            <w:tcMar>
+              <w:top w:type="dxa" w:w="60"/>
+              <w:left w:type="dxa" w:w="100"/>
+              <w:bottom w:type="dxa" w:w="60"/>
+              <w:right w:type="dxa" w:w="100"/>
+            </w:tcMar>
+            <w:vAlign w:val="center"/>
+          </w:tcPr>
+          <w:p>
+            <w:pPr>
+              <w:spacing w:after="0" w:line="252"/>
+            </w:pPr>
+            <w:r>
+              <w:rPr>
+                <w:b w:val="false"/>
+                <w:bCs w:val="false"/>
+                <w:color w:val="374151"/>
+                <w:sz w:val="15"/>
+                <w:szCs w:val="15"/>
+              </w:rPr>
+              <w:t xml:space="preserve">"Statistics first, in SQL; the model gets a small matrix."</w:t>
+            </w:r>
+          </w:p>
+        </w:tc>
+      </w:tr>
+      <w:tr>
+        <w:trPr>
+          <w:cantSplit/>
+        </w:trPr>
+        <w:tc>
+          <w:tcPr>
+            <w:tcW w:type="dxa" w:w="1692"/>
+            <w:shd w:fill="FFFFFF" w:color="auto" w:val="clear"/>
+            <w:tcMar>
+              <w:top w:type="dxa" w:w="60"/>
+              <w:left w:type="dxa" w:w="100"/>
+              <w:bottom w:type="dxa" w:w="60"/>
+              <w:right w:type="dxa" w:w="100"/>
+            </w:tcMar>
+            <w:vAlign w:val="center"/>
+          </w:tcPr>
+          <w:p>
+            <w:pPr>
+              <w:spacing w:after="0" w:line="252"/>
+            </w:pPr>
+            <w:r>
+              <w:rPr>
+                <w:b w:val="false"/>
+                <w:bCs w:val="false"/>
+                <w:color w:val="374151"/>
+                <w:sz w:val="15"/>
+                <w:szCs w:val="15"/>
+              </w:rPr>
+              <w:t xml:space="preserve">Descriptive statistics</w:t>
+            </w:r>
+          </w:p>
+        </w:tc>
+        <w:tc>
+          <w:tcPr>
+            <w:tcW w:type="dxa" w:w="2594"/>
+            <w:shd w:fill="FFFFFF" w:color="auto" w:val="clear"/>
+            <w:tcMar>
+              <w:top w:type="dxa" w:w="60"/>
+              <w:left w:type="dxa" w:w="100"/>
+              <w:bottom w:type="dxa" w:w="60"/>
+              <w:right w:type="dxa" w:w="100"/>
+            </w:tcMar>
+            <w:vAlign w:val="center"/>
+          </w:tcPr>
+          <w:p>
+            <w:pPr>
+              <w:spacing w:after="0" w:line="252"/>
+            </w:pPr>
+            <w:r>
+              <w:rPr>
+                <w:b w:val="false"/>
+                <w:bCs w:val="false"/>
+                <w:color w:val="374151"/>
+                <w:sz w:val="15"/>
+                <w:szCs w:val="15"/>
+              </w:rPr>
+              <w:t xml:space="preserve">Mean, median, mode, SD, quartiles: the first look at how data behaves.</w:t>
+            </w:r>
+          </w:p>
+        </w:tc>
+        <w:tc>
+          <w:tcPr>
+            <w:tcW w:type="dxa" w:w="2594"/>
+            <w:shd w:fill="FFFFFF" w:color="auto" w:val="clear"/>
+            <w:tcMar>
+              <w:top w:type="dxa" w:w="60"/>
+              <w:left w:type="dxa" w:w="100"/>
+              <w:bottom w:type="dxa" w:w="60"/>
+              <w:right w:type="dxa" w:w="100"/>
+            </w:tcMar>
+            <w:vAlign w:val="center"/>
+          </w:tcPr>
+          <w:p>
+            <w:pPr>
+              <w:spacing w:after="0" w:line="252"/>
+            </w:pPr>
+            <w:r>
+              <w:rPr>
+                <w:b w:val="false"/>
+                <w:bCs w:val="false"/>
+                <w:color w:val="374151"/>
+                <w:sz w:val="15"/>
+                <w:szCs w:val="15"/>
+              </w:rPr>
+              <w:t xml:space="preserve">A1: percentile_cont, mode(), stddev_samp with GROUP BY ROLLUP.</w:t>
+            </w:r>
+          </w:p>
+        </w:tc>
+        <w:tc>
+          <w:tcPr>
+            <w:tcW w:type="dxa" w:w="2146"/>
+            <w:shd w:fill="FFFFFF" w:color="auto" w:val="clear"/>
+            <w:tcMar>
+              <w:top w:type="dxa" w:w="60"/>
+              <w:left w:type="dxa" w:w="100"/>
+              <w:bottom w:type="dxa" w:w="60"/>
+              <w:right w:type="dxa" w:w="100"/>
+            </w:tcMar>
+            <w:vAlign w:val="center"/>
+          </w:tcPr>
+          <w:p>
+            <w:pPr>
+              <w:spacing w:after="0" w:line="252"/>
+            </w:pPr>
+            <w:r>
+              <w:rPr>
+                <w:b w:val="false"/>
+                <w:bCs w:val="false"/>
+                <w:color w:val="374151"/>
+                <w:sz w:val="15"/>
+                <w:szCs w:val="15"/>
+              </w:rPr>
+              <w:t xml:space="preserve">"Mean ≈ median, so CGPA is symmetric."</w:t>
+            </w:r>
+          </w:p>
+        </w:tc>
+      </w:tr>
+      <w:tr>
+        <w:trPr>
+          <w:cantSplit/>
+        </w:trPr>
+        <w:tc>
+          <w:tcPr>
+            <w:tcW w:type="dxa" w:w="1692"/>
+            <w:shd w:fill="F3F4F8" w:color="auto" w:val="clear"/>
+            <w:tcMar>
+              <w:top w:type="dxa" w:w="60"/>
+              <w:left w:type="dxa" w:w="100"/>
+              <w:bottom w:type="dxa" w:w="60"/>
+              <w:right w:type="dxa" w:w="100"/>
+            </w:tcMar>
+            <w:vAlign w:val="center"/>
+          </w:tcPr>
+          <w:p>
+            <w:pPr>
+              <w:spacing w:after="0" w:line="252"/>
+            </w:pPr>
+            <w:r>
+              <w:rPr>
+                <w:b w:val="false"/>
+                <w:bCs w:val="false"/>
+                <w:color w:val="374151"/>
+                <w:sz w:val="15"/>
+                <w:szCs w:val="15"/>
+              </w:rPr>
+              <w:t xml:space="preserve">Feature engineering</w:t>
+            </w:r>
+          </w:p>
+        </w:tc>
+        <w:tc>
+          <w:tcPr>
+            <w:tcW w:type="dxa" w:w="2594"/>
+            <w:shd w:fill="F3F4F8" w:color="auto" w:val="clear"/>
+            <w:tcMar>
+              <w:top w:type="dxa" w:w="60"/>
+              <w:left w:type="dxa" w:w="100"/>
+              <w:bottom w:type="dxa" w:w="60"/>
+              <w:right w:type="dxa" w:w="100"/>
+            </w:tcMar>
+            <w:vAlign w:val="center"/>
+          </w:tcPr>
+          <w:p>
+            <w:pPr>
+              <w:spacing w:after="0" w:line="252"/>
+            </w:pPr>
+            <w:r>
+              <w:rPr>
+                <w:b w:val="false"/>
+                <w:bCs w:val="false"/>
+                <w:color w:val="374151"/>
+                <w:sz w:val="15"/>
+                <w:szCs w:val="15"/>
+              </w:rPr>
+              <w:t xml:space="preserve">Turning the problem into measurable attributes, using domain knowledge.</w:t>
+            </w:r>
+          </w:p>
+        </w:tc>
+        <w:tc>
+          <w:tcPr>
+            <w:tcW w:type="dxa" w:w="2594"/>
+            <w:shd w:fill="F3F4F8" w:color="auto" w:val="clear"/>
+            <w:tcMar>
+              <w:top w:type="dxa" w:w="60"/>
+              <w:left w:type="dxa" w:w="100"/>
+              <w:bottom w:type="dxa" w:w="60"/>
+              <w:right w:type="dxa" w:w="100"/>
+            </w:tcMar>
+            <w:vAlign w:val="center"/>
+          </w:tcPr>
+          <w:p>
+            <w:pPr>
+              <w:spacing w:after="0" w:line="252"/>
+            </w:pPr>
+            <w:r>
+              <w:rPr>
+                <w:b w:val="false"/>
+                <w:bCs w:val="false"/>
+                <w:color w:val="374151"/>
+                <w:sz w:val="15"/>
+                <w:szCs w:val="15"/>
+              </w:rPr>
+              <w:t xml:space="preserve">v_student_features: cgpa, tech_score, biz_score, applications, interview_rate.</w:t>
+            </w:r>
+          </w:p>
+        </w:tc>
+        <w:tc>
+          <w:tcPr>
+            <w:tcW w:type="dxa" w:w="2146"/>
+            <w:shd w:fill="F3F4F8" w:color="auto" w:val="clear"/>
+            <w:tcMar>
+              <w:top w:type="dxa" w:w="60"/>
+              <w:left w:type="dxa" w:w="100"/>
+              <w:bottom w:type="dxa" w:w="60"/>
+              <w:right w:type="dxa" w:w="100"/>
+            </w:tcMar>
+            <w:vAlign w:val="center"/>
+          </w:tcPr>
+          <w:p>
+            <w:pPr>
+              <w:spacing w:after="0" w:line="252"/>
+            </w:pPr>
+            <w:r>
+              <w:rPr>
+                <w:b w:val="false"/>
+                <w:bCs w:val="false"/>
+                <w:color w:val="374151"/>
+                <w:sz w:val="15"/>
+                <w:szCs w:val="15"/>
+              </w:rPr>
+              <w:t xml:space="preserve">"Five things the committee sees early in the season."</w:t>
+            </w:r>
+          </w:p>
+        </w:tc>
+      </w:tr>
+      <w:tr>
+        <w:trPr>
+          <w:cantSplit/>
+        </w:trPr>
+        <w:tc>
+          <w:tcPr>
+            <w:tcW w:type="dxa" w:w="1692"/>
+            <w:shd w:fill="FFFFFF" w:color="auto" w:val="clear"/>
+            <w:tcMar>
+              <w:top w:type="dxa" w:w="60"/>
+              <w:left w:type="dxa" w:w="100"/>
+              <w:bottom w:type="dxa" w:w="60"/>
+              <w:right w:type="dxa" w:w="100"/>
+            </w:tcMar>
+            <w:vAlign w:val="center"/>
+          </w:tcPr>
+          <w:p>
+            <w:pPr>
+              <w:spacing w:after="0" w:line="252"/>
+            </w:pPr>
+            <w:r>
+              <w:rPr>
+                <w:b w:val="false"/>
+                <w:bCs w:val="false"/>
+                <w:color w:val="374151"/>
+                <w:sz w:val="15"/>
+                <w:szCs w:val="15"/>
+              </w:rPr>
+              <w:t xml:space="preserve">k-means clustering</w:t>
+            </w:r>
+          </w:p>
+        </w:tc>
+        <w:tc>
+          <w:tcPr>
+            <w:tcW w:type="dxa" w:w="2594"/>
+            <w:shd w:fill="FFFFFF" w:color="auto" w:val="clear"/>
+            <w:tcMar>
+              <w:top w:type="dxa" w:w="60"/>
+              <w:left w:type="dxa" w:w="100"/>
+              <w:bottom w:type="dxa" w:w="60"/>
+              <w:right w:type="dxa" w:w="100"/>
+            </w:tcMar>
+            <w:vAlign w:val="center"/>
+          </w:tcPr>
+          <w:p>
+            <w:pPr>
+              <w:spacing w:after="0" w:line="252"/>
+            </w:pPr>
+            <w:r>
+              <w:rPr>
+                <w:b w:val="false"/>
+                <w:bCs w:val="false"/>
+                <w:color w:val="374151"/>
+                <w:sz w:val="15"/>
+                <w:szCs w:val="15"/>
+              </w:rPr>
+              <w:t xml:space="preserve">Partitions points into k groups, each assigned to its nearest centroid; minimises within-cluster sum of squares.</w:t>
+            </w:r>
+          </w:p>
+        </w:tc>
+        <w:tc>
+          <w:tcPr>
+            <w:tcW w:type="dxa" w:w="2594"/>
+            <w:shd w:fill="FFFFFF" w:color="auto" w:val="clear"/>
+            <w:tcMar>
+              <w:top w:type="dxa" w:w="60"/>
+              <w:left w:type="dxa" w:w="100"/>
+              <w:bottom w:type="dxa" w:w="60"/>
+              <w:right w:type="dxa" w:w="100"/>
+            </w:tcMar>
+            <w:vAlign w:val="center"/>
+          </w:tcPr>
+          <w:p>
+            <w:pPr>
+              <w:spacing w:after="0" w:line="252"/>
+            </w:pPr>
+            <w:r>
+              <w:rPr>
+                <w:b w:val="false"/>
+                <w:bCs w:val="false"/>
+                <w:color w:val="374151"/>
+                <w:sz w:val="15"/>
+                <w:szCs w:val="15"/>
+              </w:rPr>
+              <w:t xml:space="preserve">k = 4 segments of students on standardized features.</w:t>
+            </w:r>
+          </w:p>
+        </w:tc>
+        <w:tc>
+          <w:tcPr>
+            <w:tcW w:type="dxa" w:w="2146"/>
+            <w:shd w:fill="FFFFFF" w:color="auto" w:val="clear"/>
+            <w:tcMar>
+              <w:top w:type="dxa" w:w="60"/>
+              <w:left w:type="dxa" w:w="100"/>
+              <w:bottom w:type="dxa" w:w="60"/>
+              <w:right w:type="dxa" w:w="100"/>
+            </w:tcMar>
+            <w:vAlign w:val="center"/>
+          </w:tcPr>
+          <w:p>
+            <w:pPr>
+              <w:spacing w:after="0" w:line="252"/>
+            </w:pPr>
+            <w:r>
+              <w:rPr>
+                <w:b w:val="false"/>
+                <w:bCs w:val="false"/>
+                <w:color w:val="374151"/>
+                <w:sz w:val="15"/>
+                <w:szCs w:val="15"/>
+              </w:rPr>
+              <w:t xml:space="preserve">"Unsupervised: no labels, it finds the groups."</w:t>
+            </w:r>
+          </w:p>
+        </w:tc>
+      </w:tr>
+      <w:tr>
+        <w:trPr>
+          <w:cantSplit/>
+        </w:trPr>
+        <w:tc>
+          <w:tcPr>
+            <w:tcW w:type="dxa" w:w="1692"/>
+            <w:shd w:fill="F3F4F8" w:color="auto" w:val="clear"/>
+            <w:tcMar>
+              <w:top w:type="dxa" w:w="60"/>
+              <w:left w:type="dxa" w:w="100"/>
+              <w:bottom w:type="dxa" w:w="60"/>
+              <w:right w:type="dxa" w:w="100"/>
+            </w:tcMar>
+            <w:vAlign w:val="center"/>
+          </w:tcPr>
+          <w:p>
+            <w:pPr>
+              <w:spacing w:after="0" w:line="252"/>
+            </w:pPr>
+            <w:r>
+              <w:rPr>
+                <w:b w:val="false"/>
+                <w:bCs w:val="false"/>
+                <w:color w:val="374151"/>
+                <w:sz w:val="15"/>
+                <w:szCs w:val="15"/>
+              </w:rPr>
+              <w:t xml:space="preserve">Choosing k</w:t>
+            </w:r>
+          </w:p>
+        </w:tc>
+        <w:tc>
+          <w:tcPr>
+            <w:tcW w:type="dxa" w:w="2594"/>
+            <w:shd w:fill="F3F4F8" w:color="auto" w:val="clear"/>
+            <w:tcMar>
+              <w:top w:type="dxa" w:w="60"/>
+              <w:left w:type="dxa" w:w="100"/>
+              <w:bottom w:type="dxa" w:w="60"/>
+              <w:right w:type="dxa" w:w="100"/>
+            </w:tcMar>
+            <w:vAlign w:val="center"/>
+          </w:tcPr>
+          <w:p>
+            <w:pPr>
+              <w:spacing w:after="0" w:line="252"/>
+            </w:pPr>
+            <w:r>
+              <w:rPr>
+                <w:b w:val="false"/>
+                <w:bCs w:val="false"/>
+                <w:color w:val="374151"/>
+                <w:sz w:val="15"/>
+                <w:szCs w:val="15"/>
+              </w:rPr>
+              <w:t xml:space="preserve">Elbow in the inertia curve; silhouette score (−1 to 1, higher is better).</w:t>
+            </w:r>
+          </w:p>
+        </w:tc>
+        <w:tc>
+          <w:tcPr>
+            <w:tcW w:type="dxa" w:w="2594"/>
+            <w:shd w:fill="F3F4F8" w:color="auto" w:val="clear"/>
+            <w:tcMar>
+              <w:top w:type="dxa" w:w="60"/>
+              <w:left w:type="dxa" w:w="100"/>
+              <w:bottom w:type="dxa" w:w="60"/>
+              <w:right w:type="dxa" w:w="100"/>
+            </w:tcMar>
+            <w:vAlign w:val="center"/>
+          </w:tcPr>
+          <w:p>
+            <w:pPr>
+              <w:spacing w:after="0" w:line="252"/>
+            </w:pPr>
+            <w:r>
+              <w:rPr>
+                <w:b w:val="false"/>
+                <w:bCs w:val="false"/>
+                <w:color w:val="374151"/>
+                <w:sz w:val="15"/>
+                <w:szCs w:val="15"/>
+              </w:rPr>
+              <w:t xml:space="preserve">Both point to k = 4 (silhouette 0.298).</w:t>
+            </w:r>
+          </w:p>
+        </w:tc>
+        <w:tc>
+          <w:tcPr>
+            <w:tcW w:type="dxa" w:w="2146"/>
+            <w:shd w:fill="F3F4F8" w:color="auto" w:val="clear"/>
+            <w:tcMar>
+              <w:top w:type="dxa" w:w="60"/>
+              <w:left w:type="dxa" w:w="100"/>
+              <w:bottom w:type="dxa" w:w="60"/>
+              <w:right w:type="dxa" w:w="100"/>
+            </w:tcMar>
+            <w:vAlign w:val="center"/>
+          </w:tcPr>
+          <w:p>
+            <w:pPr>
+              <w:spacing w:after="0" w:line="252"/>
+            </w:pPr>
+            <w:r>
+              <w:rPr>
+                <w:b w:val="false"/>
+                <w:bCs w:val="false"/>
+                <w:color w:val="374151"/>
+                <w:sz w:val="15"/>
+                <w:szCs w:val="15"/>
+              </w:rPr>
+              <w:t xml:space="preserve">"Two criteria agree, so we trust k = 4."</w:t>
+            </w:r>
+          </w:p>
+        </w:tc>
+      </w:tr>
+      <w:tr>
+        <w:trPr>
+          <w:cantSplit/>
+        </w:trPr>
+        <w:tc>
+          <w:tcPr>
+            <w:tcW w:type="dxa" w:w="1692"/>
+            <w:shd w:fill="FFFFFF" w:color="auto" w:val="clear"/>
+            <w:tcMar>
+              <w:top w:type="dxa" w:w="60"/>
+              <w:left w:type="dxa" w:w="100"/>
+              <w:bottom w:type="dxa" w:w="60"/>
+              <w:right w:type="dxa" w:w="100"/>
+            </w:tcMar>
+            <w:vAlign w:val="center"/>
+          </w:tcPr>
+          <w:p>
+            <w:pPr>
+              <w:spacing w:after="0" w:line="252"/>
+            </w:pPr>
+            <w:r>
+              <w:rPr>
+                <w:b w:val="false"/>
+                <w:bCs w:val="false"/>
+                <w:color w:val="374151"/>
+                <w:sz w:val="15"/>
+                <w:szCs w:val="15"/>
+              </w:rPr>
+              <w:t xml:space="preserve">Hypothesis tests</w:t>
+            </w:r>
+          </w:p>
+        </w:tc>
+        <w:tc>
+          <w:tcPr>
+            <w:tcW w:type="dxa" w:w="2594"/>
+            <w:shd w:fill="FFFFFF" w:color="auto" w:val="clear"/>
+            <w:tcMar>
+              <w:top w:type="dxa" w:w="60"/>
+              <w:left w:type="dxa" w:w="100"/>
+              <w:bottom w:type="dxa" w:w="60"/>
+              <w:right w:type="dxa" w:w="100"/>
+            </w:tcMar>
+            <w:vAlign w:val="center"/>
+          </w:tcPr>
+          <w:p>
+            <w:pPr>
+              <w:spacing w:after="0" w:line="252"/>
+            </w:pPr>
+            <w:r>
+              <w:rPr>
+                <w:b w:val="false"/>
+                <w:bCs w:val="false"/>
+                <w:color w:val="374151"/>
+                <w:sz w:val="15"/>
+                <w:szCs w:val="15"/>
+              </w:rPr>
+              <w:t xml:space="preserve">ANOVA compares means of several groups; χ² tests independence of two categorical variables.</w:t>
+            </w:r>
+          </w:p>
+        </w:tc>
+        <w:tc>
+          <w:tcPr>
+            <w:tcW w:type="dxa" w:w="2594"/>
+            <w:shd w:fill="FFFFFF" w:color="auto" w:val="clear"/>
+            <w:tcMar>
+              <w:top w:type="dxa" w:w="60"/>
+              <w:left w:type="dxa" w:w="100"/>
+              <w:bottom w:type="dxa" w:w="60"/>
+              <w:right w:type="dxa" w:w="100"/>
+            </w:tcMar>
+            <w:vAlign w:val="center"/>
+          </w:tcPr>
+          <w:p>
+            <w:pPr>
+              <w:spacing w:after="0" w:line="252"/>
+            </w:pPr>
+            <w:r>
+              <w:rPr>
+                <w:b w:val="false"/>
+                <w:bCs w:val="false"/>
+                <w:color w:val="374151"/>
+                <w:sz w:val="15"/>
+                <w:szCs w:val="15"/>
+              </w:rPr>
+              <w:t xml:space="preserve">ANOVA p = 0.907 (programs equal in CGPA); χ² p = 0.000011 (segment vs offer).</w:t>
+            </w:r>
+          </w:p>
+        </w:tc>
+        <w:tc>
+          <w:tcPr>
+            <w:tcW w:type="dxa" w:w="2146"/>
+            <w:shd w:fill="FFFFFF" w:color="auto" w:val="clear"/>
+            <w:tcMar>
+              <w:top w:type="dxa" w:w="60"/>
+              <w:left w:type="dxa" w:w="100"/>
+              <w:bottom w:type="dxa" w:w="60"/>
+              <w:right w:type="dxa" w:w="100"/>
+            </w:tcMar>
+            <w:vAlign w:val="center"/>
+          </w:tcPr>
+          <w:p>
+            <w:pPr>
+              <w:spacing w:after="0" w:line="252"/>
+            </w:pPr>
+            <w:r>
+              <w:rPr>
+                <w:b w:val="false"/>
+                <w:bCs w:val="false"/>
+                <w:color w:val="374151"/>
+                <w:sz w:val="15"/>
+                <w:szCs w:val="15"/>
+              </w:rPr>
+              <w:t xml:space="preserve">"The segments differ in outcome, so they are real."</w:t>
+            </w:r>
+          </w:p>
+        </w:tc>
+      </w:tr>
+      <w:tr>
+        <w:trPr>
+          <w:cantSplit/>
+        </w:trPr>
+        <w:tc>
+          <w:tcPr>
+            <w:tcW w:type="dxa" w:w="1692"/>
+            <w:shd w:fill="F3F4F8" w:color="auto" w:val="clear"/>
+            <w:tcMar>
+              <w:top w:type="dxa" w:w="60"/>
+              <w:left w:type="dxa" w:w="100"/>
+              <w:bottom w:type="dxa" w:w="60"/>
+              <w:right w:type="dxa" w:w="100"/>
+            </w:tcMar>
+            <w:vAlign w:val="center"/>
+          </w:tcPr>
+          <w:p>
+            <w:pPr>
+              <w:spacing w:after="0" w:line="252"/>
+            </w:pPr>
+            <w:r>
+              <w:rPr>
+                <w:b w:val="false"/>
+                <w:bCs w:val="false"/>
+                <w:color w:val="374151"/>
+                <w:sz w:val="15"/>
+                <w:szCs w:val="15"/>
+              </w:rPr>
+              <w:t xml:space="preserve">Classification threshold</w:t>
+            </w:r>
+          </w:p>
+        </w:tc>
+        <w:tc>
+          <w:tcPr>
+            <w:tcW w:type="dxa" w:w="2594"/>
+            <w:shd w:fill="F3F4F8" w:color="auto" w:val="clear"/>
+            <w:tcMar>
+              <w:top w:type="dxa" w:w="60"/>
+              <w:left w:type="dxa" w:w="100"/>
+              <w:bottom w:type="dxa" w:w="60"/>
+              <w:right w:type="dxa" w:w="100"/>
+            </w:tcMar>
+            <w:vAlign w:val="center"/>
+          </w:tcPr>
+          <w:p>
+            <w:pPr>
+              <w:spacing w:after="0" w:line="252"/>
+            </w:pPr>
+            <w:r>
+              <w:rPr>
+                <w:b w:val="false"/>
+                <w:bCs w:val="false"/>
+                <w:color w:val="374151"/>
+                <w:sz w:val="15"/>
+                <w:szCs w:val="15"/>
+              </w:rPr>
+              <w:t xml:space="preserve">A probability needs a cut-off t; moving t trades false positives against false negatives.</w:t>
+            </w:r>
+          </w:p>
+        </w:tc>
+        <w:tc>
+          <w:tcPr>
+            <w:tcW w:type="dxa" w:w="2594"/>
+            <w:shd w:fill="F3F4F8" w:color="auto" w:val="clear"/>
+            <w:tcMar>
+              <w:top w:type="dxa" w:w="60"/>
+              <w:left w:type="dxa" w:w="100"/>
+              <w:bottom w:type="dxa" w:w="60"/>
+              <w:right w:type="dxa" w:w="100"/>
+            </w:tcMar>
+            <w:vAlign w:val="center"/>
+          </w:tcPr>
+          <w:p>
+            <w:pPr>
+              <w:spacing w:after="0" w:line="252"/>
+            </w:pPr>
+            <w:r>
+              <w:rPr>
+                <w:b w:val="false"/>
+                <w:bCs w:val="false"/>
+                <w:color w:val="374151"/>
+                <w:sz w:val="15"/>
+                <w:szCs w:val="15"/>
+              </w:rPr>
+              <w:t xml:space="preserve">Flag if P(offer) &lt; 0.6: recall 0.89, precision 0.78.</w:t>
+            </w:r>
+          </w:p>
+        </w:tc>
+        <w:tc>
+          <w:tcPr>
+            <w:tcW w:type="dxa" w:w="2146"/>
+            <w:shd w:fill="F3F4F8" w:color="auto" w:val="clear"/>
+            <w:tcMar>
+              <w:top w:type="dxa" w:w="60"/>
+              <w:left w:type="dxa" w:w="100"/>
+              <w:bottom w:type="dxa" w:w="60"/>
+              <w:right w:type="dxa" w:w="100"/>
+            </w:tcMar>
+            <w:vAlign w:val="center"/>
+          </w:tcPr>
+          <w:p>
+            <w:pPr>
+              <w:spacing w:after="0" w:line="252"/>
+            </w:pPr>
+            <w:r>
+              <w:rPr>
+                <w:b w:val="false"/>
+                <w:bCs w:val="false"/>
+                <w:color w:val="374151"/>
+                <w:sz w:val="15"/>
+                <w:szCs w:val="15"/>
+              </w:rPr>
+              <w:t xml:space="preserve">"Missing a student costs more than a spare seat."</w:t>
             </w:r>
           </w:p>
         </w:tc>
@@ -6955,7 +8033,7 @@
         <w:keepNext/>
       </w:pPr>
       <w:r>
-        <w:t xml:space="preserve">6.2 M2 · [Member 2] · Schema &amp; normalization</w:t>
+        <w:t xml:space="preserve">6.2 M2 · [Member 2] · Schema, normalization &amp; DDL</w:t>
       </w:r>
     </w:p>
     <w:tbl>
@@ -7955,6 +9033,362 @@
           </w:p>
         </w:tc>
       </w:tr>
+      <w:tr>
+        <w:trPr>
+          <w:cantSplit/>
+        </w:trPr>
+        <w:tc>
+          <w:tcPr>
+            <w:tcW w:type="dxa" w:w="451"/>
+            <w:shd w:fill="FFFFFF" w:color="auto" w:val="clear"/>
+            <w:tcMar>
+              <w:top w:type="dxa" w:w="60"/>
+              <w:left w:type="dxa" w:w="100"/>
+              <w:bottom w:type="dxa" w:w="60"/>
+              <w:right w:type="dxa" w:w="100"/>
+            </w:tcMar>
+            <w:vAlign w:val="center"/>
+          </w:tcPr>
+          <w:p>
+            <w:pPr>
+              <w:spacing w:after="0" w:line="252"/>
+            </w:pPr>
+            <w:r>
+              <w:rPr>
+                <w:b w:val="false"/>
+                <w:bCs w:val="false"/>
+                <w:color w:val="374151"/>
+                <w:sz w:val="16"/>
+                <w:szCs w:val="16"/>
+              </w:rPr>
+              <w:t xml:space="preserve">11</w:t>
+            </w:r>
+          </w:p>
+        </w:tc>
+        <w:tc>
+          <w:tcPr>
+            <w:tcW w:type="dxa" w:w="2933"/>
+            <w:shd w:fill="FFFFFF" w:color="auto" w:val="clear"/>
+            <w:tcMar>
+              <w:top w:type="dxa" w:w="60"/>
+              <w:left w:type="dxa" w:w="100"/>
+              <w:bottom w:type="dxa" w:w="60"/>
+              <w:right w:type="dxa" w:w="100"/>
+            </w:tcMar>
+            <w:vAlign w:val="center"/>
+          </w:tcPr>
+          <w:p>
+            <w:pPr>
+              <w:spacing w:after="0" w:line="252"/>
+            </w:pPr>
+            <w:r>
+              <w:rPr>
+                <w:b w:val="false"/>
+                <w:bCs w:val="false"/>
+                <w:color w:val="374151"/>
+                <w:sz w:val="16"/>
+                <w:szCs w:val="16"/>
+              </w:rPr>
+              <w:t xml:space="preserve">How is disjointness enforced without a trigger?</w:t>
+            </w:r>
+          </w:p>
+        </w:tc>
+        <w:tc>
+          <w:tcPr>
+            <w:tcW w:type="dxa" w:w="5642"/>
+            <w:shd w:fill="FFFFFF" w:color="auto" w:val="clear"/>
+            <w:tcMar>
+              <w:top w:type="dxa" w:w="60"/>
+              <w:left w:type="dxa" w:w="100"/>
+              <w:bottom w:type="dxa" w:w="60"/>
+              <w:right w:type="dxa" w:w="100"/>
+            </w:tcMar>
+            <w:vAlign w:val="center"/>
+          </w:tcPr>
+          <w:p>
+            <w:pPr>
+              <w:spacing w:after="0" w:line="252"/>
+            </w:pPr>
+            <w:r>
+              <w:rPr>
+                <w:b w:val="false"/>
+                <w:bCs w:val="false"/>
+                <w:color w:val="374151"/>
+                <w:sz w:val="16"/>
+                <w:szCs w:val="16"/>
+              </w:rPr>
+              <w:t xml:space="preserve">Each subtype has a role_type column fixed by CHECK, and a composite FK to (job_id, role_type) in job_role. A full-time job has no matching key for an internship row.</w:t>
+            </w:r>
+          </w:p>
+        </w:tc>
+      </w:tr>
+      <w:tr>
+        <w:trPr>
+          <w:cantSplit/>
+        </w:trPr>
+        <w:tc>
+          <w:tcPr>
+            <w:tcW w:type="dxa" w:w="451"/>
+            <w:shd w:fill="F3F4F8" w:color="auto" w:val="clear"/>
+            <w:tcMar>
+              <w:top w:type="dxa" w:w="60"/>
+              <w:left w:type="dxa" w:w="100"/>
+              <w:bottom w:type="dxa" w:w="60"/>
+              <w:right w:type="dxa" w:w="100"/>
+            </w:tcMar>
+            <w:vAlign w:val="center"/>
+          </w:tcPr>
+          <w:p>
+            <w:pPr>
+              <w:spacing w:after="0" w:line="252"/>
+            </w:pPr>
+            <w:r>
+              <w:rPr>
+                <w:b w:val="false"/>
+                <w:bCs w:val="false"/>
+                <w:color w:val="374151"/>
+                <w:sz w:val="16"/>
+                <w:szCs w:val="16"/>
+              </w:rPr>
+              <w:t xml:space="preserve">12</w:t>
+            </w:r>
+          </w:p>
+        </w:tc>
+        <w:tc>
+          <w:tcPr>
+            <w:tcW w:type="dxa" w:w="2933"/>
+            <w:shd w:fill="F3F4F8" w:color="auto" w:val="clear"/>
+            <w:tcMar>
+              <w:top w:type="dxa" w:w="60"/>
+              <w:left w:type="dxa" w:w="100"/>
+              <w:bottom w:type="dxa" w:w="60"/>
+              <w:right w:type="dxa" w:w="100"/>
+            </w:tcMar>
+            <w:vAlign w:val="center"/>
+          </w:tcPr>
+          <w:p>
+            <w:pPr>
+              <w:spacing w:after="0" w:line="252"/>
+            </w:pPr>
+            <w:r>
+              <w:rPr>
+                <w:b w:val="false"/>
+                <w:bCs w:val="false"/>
+                <w:color w:val="374151"/>
+                <w:sz w:val="16"/>
+                <w:szCs w:val="16"/>
+              </w:rPr>
+              <w:t xml:space="preserve">Why an EXCLUDE constraint instead of UNIQUE?</w:t>
+            </w:r>
+          </w:p>
+        </w:tc>
+        <w:tc>
+          <w:tcPr>
+            <w:tcW w:type="dxa" w:w="5642"/>
+            <w:shd w:fill="F3F4F8" w:color="auto" w:val="clear"/>
+            <w:tcMar>
+              <w:top w:type="dxa" w:w="60"/>
+              <w:left w:type="dxa" w:w="100"/>
+              <w:bottom w:type="dxa" w:w="60"/>
+              <w:right w:type="dxa" w:w="100"/>
+            </w:tcMar>
+            <w:vAlign w:val="center"/>
+          </w:tcPr>
+          <w:p>
+            <w:pPr>
+              <w:spacing w:after="0" w:line="252"/>
+            </w:pPr>
+            <w:r>
+              <w:rPr>
+                <w:b w:val="false"/>
+                <w:bCs w:val="false"/>
+                <w:color w:val="374151"/>
+                <w:sz w:val="16"/>
+                <w:szCs w:val="16"/>
+              </w:rPr>
+              <w:t xml:space="preserve">UNIQUE only detects equal values. We must reject overlapping time ranges; EXCLUDE USING gist with &amp;&amp; (overlaps) does that. It needs btree_gist for the = on student_id.</w:t>
+            </w:r>
+          </w:p>
+        </w:tc>
+      </w:tr>
+      <w:tr>
+        <w:trPr>
+          <w:cantSplit/>
+        </w:trPr>
+        <w:tc>
+          <w:tcPr>
+            <w:tcW w:type="dxa" w:w="451"/>
+            <w:shd w:fill="FFFFFF" w:color="auto" w:val="clear"/>
+            <w:tcMar>
+              <w:top w:type="dxa" w:w="60"/>
+              <w:left w:type="dxa" w:w="100"/>
+              <w:bottom w:type="dxa" w:w="60"/>
+              <w:right w:type="dxa" w:w="100"/>
+            </w:tcMar>
+            <w:vAlign w:val="center"/>
+          </w:tcPr>
+          <w:p>
+            <w:pPr>
+              <w:spacing w:after="0" w:line="252"/>
+            </w:pPr>
+            <w:r>
+              <w:rPr>
+                <w:b w:val="false"/>
+                <w:bCs w:val="false"/>
+                <w:color w:val="374151"/>
+                <w:sz w:val="16"/>
+                <w:szCs w:val="16"/>
+              </w:rPr>
+              <w:t xml:space="preserve">13</w:t>
+            </w:r>
+          </w:p>
+        </w:tc>
+        <w:tc>
+          <w:tcPr>
+            <w:tcW w:type="dxa" w:w="2933"/>
+            <w:shd w:fill="FFFFFF" w:color="auto" w:val="clear"/>
+            <w:tcMar>
+              <w:top w:type="dxa" w:w="60"/>
+              <w:left w:type="dxa" w:w="100"/>
+              <w:bottom w:type="dxa" w:w="60"/>
+              <w:right w:type="dxa" w:w="100"/>
+            </w:tcMar>
+            <w:vAlign w:val="center"/>
+          </w:tcPr>
+          <w:p>
+            <w:pPr>
+              <w:spacing w:after="0" w:line="252"/>
+            </w:pPr>
+            <w:r>
+              <w:rPr>
+                <w:b w:val="false"/>
+                <w:bCs w:val="false"/>
+                <w:color w:val="374151"/>
+                <w:sz w:val="16"/>
+                <w:szCs w:val="16"/>
+              </w:rPr>
+              <w:t xml:space="preserve">Explain ON DELETE CASCADE vs RESTRICT in your schema.</w:t>
+            </w:r>
+          </w:p>
+        </w:tc>
+        <w:tc>
+          <w:tcPr>
+            <w:tcW w:type="dxa" w:w="5642"/>
+            <w:shd w:fill="FFFFFF" w:color="auto" w:val="clear"/>
+            <w:tcMar>
+              <w:top w:type="dxa" w:w="60"/>
+              <w:left w:type="dxa" w:w="100"/>
+              <w:bottom w:type="dxa" w:w="60"/>
+              <w:right w:type="dxa" w:w="100"/>
+            </w:tcMar>
+            <w:vAlign w:val="center"/>
+          </w:tcPr>
+          <w:p>
+            <w:pPr>
+              <w:spacing w:after="0" w:line="252"/>
+            </w:pPr>
+            <w:r>
+              <w:rPr>
+                <w:b w:val="false"/>
+                <w:bCs w:val="false"/>
+                <w:color w:val="374151"/>
+                <w:sz w:val="16"/>
+                <w:szCs w:val="16"/>
+              </w:rPr>
+              <w:t xml:space="preserve">CASCADE where the child cannot exist alone (subtypes, rounds). RESTRICT to protect records (offers). Deleting a student cascades to applications, but an offer's RESTRICT blocks the whole delete.</w:t>
+            </w:r>
+          </w:p>
+        </w:tc>
+      </w:tr>
+      <w:tr>
+        <w:trPr>
+          <w:cantSplit/>
+        </w:trPr>
+        <w:tc>
+          <w:tcPr>
+            <w:tcW w:type="dxa" w:w="451"/>
+            <w:shd w:fill="F3F4F8" w:color="auto" w:val="clear"/>
+            <w:tcMar>
+              <w:top w:type="dxa" w:w="60"/>
+              <w:left w:type="dxa" w:w="100"/>
+              <w:bottom w:type="dxa" w:w="60"/>
+              <w:right w:type="dxa" w:w="100"/>
+            </w:tcMar>
+            <w:vAlign w:val="center"/>
+          </w:tcPr>
+          <w:p>
+            <w:pPr>
+              <w:spacing w:after="0" w:line="252"/>
+            </w:pPr>
+            <w:r>
+              <w:rPr>
+                <w:b w:val="false"/>
+                <w:bCs w:val="false"/>
+                <w:color w:val="374151"/>
+                <w:sz w:val="16"/>
+                <w:szCs w:val="16"/>
+              </w:rPr>
+              <w:t xml:space="preserve">14</w:t>
+            </w:r>
+          </w:p>
+        </w:tc>
+        <w:tc>
+          <w:tcPr>
+            <w:tcW w:type="dxa" w:w="2933"/>
+            <w:shd w:fill="F3F4F8" w:color="auto" w:val="clear"/>
+            <w:tcMar>
+              <w:top w:type="dxa" w:w="60"/>
+              <w:left w:type="dxa" w:w="100"/>
+              <w:bottom w:type="dxa" w:w="60"/>
+              <w:right w:type="dxa" w:w="100"/>
+            </w:tcMar>
+            <w:vAlign w:val="center"/>
+          </w:tcPr>
+          <w:p>
+            <w:pPr>
+              <w:spacing w:after="0" w:line="252"/>
+            </w:pPr>
+            <w:r>
+              <w:rPr>
+                <w:b w:val="false"/>
+                <w:bCs w:val="false"/>
+                <w:color w:val="374151"/>
+                <w:sz w:val="16"/>
+                <w:szCs w:val="16"/>
+              </w:rPr>
+              <w:t xml:space="preserve">Why index foreign keys manually?</w:t>
+            </w:r>
+          </w:p>
+        </w:tc>
+        <w:tc>
+          <w:tcPr>
+            <w:tcW w:type="dxa" w:w="5642"/>
+            <w:shd w:fill="F3F4F8" w:color="auto" w:val="clear"/>
+            <w:tcMar>
+              <w:top w:type="dxa" w:w="60"/>
+              <w:left w:type="dxa" w:w="100"/>
+              <w:bottom w:type="dxa" w:w="60"/>
+              <w:right w:type="dxa" w:w="100"/>
+            </w:tcMar>
+            <w:vAlign w:val="center"/>
+          </w:tcPr>
+          <w:p>
+            <w:pPr>
+              <w:spacing w:after="0" w:line="252"/>
+            </w:pPr>
+            <w:r>
+              <w:rPr>
+                <w:b w:val="false"/>
+                <w:bCs w:val="false"/>
+                <w:color w:val="374151"/>
+                <w:sz w:val="16"/>
+                <w:szCs w:val="16"/>
+              </w:rPr>
+              <w:t xml:space="preserve">PostgreSQL indexes PKs and UNIQUE constraints automatically, not FKs. Without an index, joins and ON DELETE checks scan the child table.</w:t>
+            </w:r>
+          </w:p>
+        </w:tc>
+      </w:tr>
     </w:tbl>
     <w:p>
       <w:pPr>
@@ -7962,7 +9396,7 @@
         <w:keepNext/>
       </w:pPr>
       <w:r>
-        <w:t xml:space="preserve">6.3 M3 · [Member 3] · DDL, data &amp; queries</w:t>
+        <w:t xml:space="preserve">6.3 M3 · [Member 3] · SQL queries &amp; rules</w:t>
       </w:r>
     </w:p>
     <w:tbl>
@@ -8128,7 +9562,7 @@
                 <w:sz w:val="16"/>
                 <w:szCs w:val="16"/>
               </w:rPr>
-              <w:t xml:space="preserve">How is disjointness enforced without a trigger?</w:t>
+              <w:t xml:space="preserve">How is the mock data realistic yet reproducible?</w:t>
             </w:r>
           </w:p>
         </w:tc>
@@ -8156,7 +9590,7 @@
                 <w:sz w:val="16"/>
                 <w:szCs w:val="16"/>
               </w:rPr>
-              <w:t xml:space="preserve">Each subtype has a role_type column fixed by CHECK, and a composite FK to (job_id, role_type) in job_role. A full-time job has no matching key for an internship row.</w:t>
+              <w:t xml:space="preserve">setseed() fixes the random sequence; CGPA is triangular; shortlist probability rises with CGPA; a simulation runs the recruitment process through the real triggers.</w:t>
             </w:r>
           </w:p>
         </w:tc>
@@ -8217,7 +9651,7 @@
                 <w:sz w:val="16"/>
                 <w:szCs w:val="16"/>
               </w:rPr>
-              <w:t xml:space="preserve">Why an EXCLUDE constraint instead of UNIQUE?</w:t>
+              <w:t xml:space="preserve">Explain Q2's double NOT EXISTS.</w:t>
             </w:r>
           </w:p>
         </w:tc>
@@ -8245,7 +9679,7 @@
                 <w:sz w:val="16"/>
                 <w:szCs w:val="16"/>
               </w:rPr>
-              <w:t xml:space="preserve">UNIQUE only detects equal values. We must reject overlapping time ranges; EXCLUDE USING gist with &amp;&amp; (overlaps) does that. It needs btree_gist for the = on student_id.</w:t>
+              <w:t xml:space="preserve">'Student has every required skill' = 'there is no required skill the student lacks'. Outer NOT EXISTS over required skills, inner NOT EXISTS over the student's skills.</w:t>
             </w:r>
           </w:p>
         </w:tc>
@@ -8306,7 +9740,7 @@
                 <w:sz w:val="16"/>
                 <w:szCs w:val="16"/>
               </w:rPr>
-              <w:t xml:space="preserve">Explain ON DELETE CASCADE vs RESTRICT in your schema.</w:t>
+              <w:t xml:space="preserve">WHERE vs HAVING?</w:t>
             </w:r>
           </w:p>
         </w:tc>
@@ -8334,7 +9768,7 @@
                 <w:sz w:val="16"/>
                 <w:szCs w:val="16"/>
               </w:rPr>
-              <w:t xml:space="preserve">CASCADE where the child cannot exist alone (subtypes, rounds). RESTRICT to protect records (offers). Deleting a student cascades to applications, but an offer's RESTRICT blocks the whole delete.</w:t>
+              <w:t xml:space="preserve">WHERE filters rows before grouping; HAVING filters groups after aggregation. Q1 uses HAVING to compare each company's offer rate with the campus rate.</w:t>
             </w:r>
           </w:p>
         </w:tc>
@@ -8395,7 +9829,7 @@
                 <w:sz w:val="16"/>
                 <w:szCs w:val="16"/>
               </w:rPr>
-              <w:t xml:space="preserve">Why index foreign keys manually?</w:t>
+              <w:t xml:space="preserve">DENSE_RANK vs RANK vs ROW_NUMBER?</w:t>
             </w:r>
           </w:p>
         </w:tc>
@@ -8423,7 +9857,7 @@
                 <w:sz w:val="16"/>
                 <w:szCs w:val="16"/>
               </w:rPr>
-              <w:t xml:space="preserve">PostgreSQL indexes PKs and UNIQUE constraints automatically, not FKs. Without an index, joins and ON DELETE checks scan the child table.</w:t>
+              <w:t xml:space="preserve">ROW_NUMBER is always unique; RANK gives ties the same rank and skips the next (1,1,3); DENSE_RANK does not skip (1,1,2).</w:t>
             </w:r>
           </w:p>
         </w:tc>
@@ -8484,7 +9918,7 @@
                 <w:sz w:val="16"/>
                 <w:szCs w:val="16"/>
               </w:rPr>
-              <w:t xml:space="preserve">How is the mock data realistic yet reproducible?</w:t>
+              <w:t xml:space="preserve">Why can't you filter on a window function in WHERE?</w:t>
             </w:r>
           </w:p>
         </w:tc>
@@ -8512,7 +9946,7 @@
                 <w:sz w:val="16"/>
                 <w:szCs w:val="16"/>
               </w:rPr>
-              <w:t xml:space="preserve">setseed() fixes the random sequence; CGPA is triangular; shortlist probability rises with CGPA; a simulation runs the recruitment process through the real triggers.</w:t>
+              <w:t xml:space="preserve">Window functions are computed after WHERE. We wrap the query in a subquery and filter on its result.</w:t>
             </w:r>
           </w:p>
         </w:tc>
@@ -8573,7 +10007,7 @@
                 <w:sz w:val="16"/>
                 <w:szCs w:val="16"/>
               </w:rPr>
-              <w:t xml:space="preserve">Explain Q2's double NOT EXISTS.</w:t>
+              <w:t xml:space="preserve">What is a correlated subquery and what is its cost?</w:t>
             </w:r>
           </w:p>
         </w:tc>
@@ -8601,7 +10035,7 @@
                 <w:sz w:val="16"/>
                 <w:szCs w:val="16"/>
               </w:rPr>
-              <w:t xml:space="preserve">'Student has every required skill' = 'there is no required skill the student lacks'. Outer NOT EXISTS over required skills, inner NOT EXISTS over the student's skills.</w:t>
+              <w:t xml:space="preserve">It references the outer row and is evaluated per row (Q5 per application). It can be slower; the planner may decorrelate it, and indexes on the inner join columns help.</w:t>
             </w:r>
           </w:p>
         </w:tc>
@@ -8662,7 +10096,7 @@
                 <w:sz w:val="16"/>
                 <w:szCs w:val="16"/>
               </w:rPr>
-              <w:t xml:space="preserve">WHERE vs HAVING?</w:t>
+              <w:t xml:space="preserve">Why a trigger instead of application code for eligibility?</w:t>
             </w:r>
           </w:p>
         </w:tc>
@@ -8690,7 +10124,7 @@
                 <w:sz w:val="16"/>
                 <w:szCs w:val="16"/>
               </w:rPr>
-              <w:t xml:space="preserve">WHERE filters rows before grouping; HAVING filters groups after aggregation. Q1 uses HAVING to compare each company's offer rate with the campus rate.</w:t>
+              <w:t xml:space="preserve">The rule must hold however data arrives: psql, the API or another app. A trigger in the DBMS cannot be bypassed and runs inside the same transaction.</w:t>
             </w:r>
           </w:p>
         </w:tc>
@@ -8751,7 +10185,7 @@
                 <w:sz w:val="16"/>
                 <w:szCs w:val="16"/>
               </w:rPr>
-              <w:t xml:space="preserve">DENSE_RANK vs RANK vs ROW_NUMBER?</w:t>
+              <w:t xml:space="preserve">BEFORE vs AFTER triggers in your project?</w:t>
             </w:r>
           </w:p>
         </w:tc>
@@ -8779,7 +10213,7 @@
                 <w:sz w:val="16"/>
                 <w:szCs w:val="16"/>
               </w:rPr>
-              <w:t xml:space="preserve">ROW_NUMBER is always unique; RANK gives ties the same rank and skips the next (1,1,3); DENSE_RANK does not skip (1,1,2).</w:t>
+              <w:t xml:space="preserve">BEFORE validates and can reject (guard, eligibility). AFTER reacts to a committed-to-be change (cascade, marking the application OFFERED).</w:t>
             </w:r>
           </w:p>
         </w:tc>
@@ -8840,7 +10274,7 @@
                 <w:sz w:val="16"/>
                 <w:szCs w:val="16"/>
               </w:rPr>
-              <w:t xml:space="preserve">Why can't you filter on a window function in WHERE?</w:t>
+              <w:t xml:space="preserve">What does 'atomic' mean for accepting an offer?</w:t>
             </w:r>
           </w:p>
         </w:tc>
@@ -8868,7 +10302,7 @@
                 <w:sz w:val="16"/>
                 <w:szCs w:val="16"/>
               </w:rPr>
-              <w:t xml:space="preserve">Window functions are computed after WHERE. We wrap the query in a subquery and filter on its result.</w:t>
+              <w:t xml:space="preserve">Accept, decline the others, withdraw applications, delete interview slots and write the log: all in one transaction. Any error rolls back every step.</w:t>
             </w:r>
           </w:p>
         </w:tc>
@@ -8929,7 +10363,7 @@
                 <w:sz w:val="16"/>
                 <w:szCs w:val="16"/>
               </w:rPr>
-              <w:t xml:space="preserve">What is a correlated subquery and what is its cost?</w:t>
+              <w:t xml:space="preserve">What happens if two sessions accept two offers at the same time?</w:t>
             </w:r>
           </w:p>
         </w:tc>
@@ -8957,7 +10391,185 @@
                 <w:sz w:val="16"/>
                 <w:szCs w:val="16"/>
               </w:rPr>
-              <w:t xml:space="preserve">It references the outer row and is evaluated per row (Q5 per application). It can be slower; the planner may decorrelate it, and indexes on the inner join columns help.</w:t>
+              <w:t xml:space="preserve">Both lock the student row first; the second waits. When the first commits, its cascade has declined the second offer; the second session re-reads it, sees DECLINED and fails. Exactly one acceptance survives.</w:t>
+            </w:r>
+          </w:p>
+        </w:tc>
+      </w:tr>
+      <w:tr>
+        <w:trPr>
+          <w:cantSplit/>
+        </w:trPr>
+        <w:tc>
+          <w:tcPr>
+            <w:tcW w:type="dxa" w:w="451"/>
+            <w:shd w:fill="FFFFFF" w:color="auto" w:val="clear"/>
+            <w:tcMar>
+              <w:top w:type="dxa" w:w="60"/>
+              <w:left w:type="dxa" w:w="100"/>
+              <w:bottom w:type="dxa" w:w="60"/>
+              <w:right w:type="dxa" w:w="100"/>
+            </w:tcMar>
+            <w:vAlign w:val="center"/>
+          </w:tcPr>
+          <w:p>
+            <w:pPr>
+              <w:spacing w:after="0" w:line="252"/>
+            </w:pPr>
+            <w:r>
+              <w:rPr>
+                <w:b w:val="false"/>
+                <w:bCs w:val="false"/>
+                <w:color w:val="374151"/>
+                <w:sz w:val="16"/>
+                <w:szCs w:val="16"/>
+              </w:rPr>
+              <w:t xml:space="preserve">11</w:t>
+            </w:r>
+          </w:p>
+        </w:tc>
+        <w:tc>
+          <w:tcPr>
+            <w:tcW w:type="dxa" w:w="2933"/>
+            <w:shd w:fill="FFFFFF" w:color="auto" w:val="clear"/>
+            <w:tcMar>
+              <w:top w:type="dxa" w:w="60"/>
+              <w:left w:type="dxa" w:w="100"/>
+              <w:bottom w:type="dxa" w:w="60"/>
+              <w:right w:type="dxa" w:w="100"/>
+            </w:tcMar>
+            <w:vAlign w:val="center"/>
+          </w:tcPr>
+          <w:p>
+            <w:pPr>
+              <w:spacing w:after="0" w:line="252"/>
+            </w:pPr>
+            <w:r>
+              <w:rPr>
+                <w:b w:val="false"/>
+                <w:bCs w:val="false"/>
+                <w:color w:val="374151"/>
+                <w:sz w:val="16"/>
+                <w:szCs w:val="16"/>
+              </w:rPr>
+              <w:t xml:space="preserve">Why could the earlier version deadlock?</w:t>
+            </w:r>
+          </w:p>
+        </w:tc>
+        <w:tc>
+          <w:tcPr>
+            <w:tcW w:type="dxa" w:w="5642"/>
+            <w:shd w:fill="FFFFFF" w:color="auto" w:val="clear"/>
+            <w:tcMar>
+              <w:top w:type="dxa" w:w="60"/>
+              <w:left w:type="dxa" w:w="100"/>
+              <w:bottom w:type="dxa" w:w="60"/>
+              <w:right w:type="dxa" w:w="100"/>
+            </w:tcMar>
+            <w:vAlign w:val="center"/>
+          </w:tcPr>
+          <w:p>
+            <w:pPr>
+              <w:spacing w:after="0" w:line="252"/>
+            </w:pPr>
+            <w:r>
+              <w:rPr>
+                <w:b w:val="false"/>
+                <w:bCs w:val="false"/>
+                <w:color w:val="374151"/>
+                <w:sz w:val="16"/>
+                <w:szCs w:val="16"/>
+              </w:rPr>
+              <w:t xml:space="preserve">It locked the offer row first. A held offer 1 and needed offer 2 for its cascade; B held offer 2 and needed offer 1. Locking the student first gives one global order.</w:t>
+            </w:r>
+          </w:p>
+        </w:tc>
+      </w:tr>
+      <w:tr>
+        <w:trPr>
+          <w:cantSplit/>
+        </w:trPr>
+        <w:tc>
+          <w:tcPr>
+            <w:tcW w:type="dxa" w:w="451"/>
+            <w:shd w:fill="F3F4F8" w:color="auto" w:val="clear"/>
+            <w:tcMar>
+              <w:top w:type="dxa" w:w="60"/>
+              <w:left w:type="dxa" w:w="100"/>
+              <w:bottom w:type="dxa" w:w="60"/>
+              <w:right w:type="dxa" w:w="100"/>
+            </w:tcMar>
+            <w:vAlign w:val="center"/>
+          </w:tcPr>
+          <w:p>
+            <w:pPr>
+              <w:spacing w:after="0" w:line="252"/>
+            </w:pPr>
+            <w:r>
+              <w:rPr>
+                <w:b w:val="false"/>
+                <w:bCs w:val="false"/>
+                <w:color w:val="374151"/>
+                <w:sz w:val="16"/>
+                <w:szCs w:val="16"/>
+              </w:rPr>
+              <w:t xml:space="preserve">12</w:t>
+            </w:r>
+          </w:p>
+        </w:tc>
+        <w:tc>
+          <w:tcPr>
+            <w:tcW w:type="dxa" w:w="2933"/>
+            <w:shd w:fill="F3F4F8" w:color="auto" w:val="clear"/>
+            <w:tcMar>
+              <w:top w:type="dxa" w:w="60"/>
+              <w:left w:type="dxa" w:w="100"/>
+              <w:bottom w:type="dxa" w:w="60"/>
+              <w:right w:type="dxa" w:w="100"/>
+            </w:tcMar>
+            <w:vAlign w:val="center"/>
+          </w:tcPr>
+          <w:p>
+            <w:pPr>
+              <w:spacing w:after="0" w:line="252"/>
+            </w:pPr>
+            <w:r>
+              <w:rPr>
+                <w:b w:val="false"/>
+                <w:bCs w:val="false"/>
+                <w:color w:val="374151"/>
+                <w:sz w:val="16"/>
+                <w:szCs w:val="16"/>
+              </w:rPr>
+              <w:t xml:space="preserve">What isolation level do you use?</w:t>
+            </w:r>
+          </w:p>
+        </w:tc>
+        <w:tc>
+          <w:tcPr>
+            <w:tcW w:type="dxa" w:w="5642"/>
+            <w:shd w:fill="F3F4F8" w:color="auto" w:val="clear"/>
+            <w:tcMar>
+              <w:top w:type="dxa" w:w="60"/>
+              <w:left w:type="dxa" w:w="100"/>
+              <w:bottom w:type="dxa" w:w="60"/>
+              <w:right w:type="dxa" w:w="100"/>
+            </w:tcMar>
+            <w:vAlign w:val="center"/>
+          </w:tcPr>
+          <w:p>
+            <w:pPr>
+              <w:spacing w:after="0" w:line="252"/>
+            </w:pPr>
+            <w:r>
+              <w:rPr>
+                <w:b w:val="false"/>
+                <w:bCs w:val="false"/>
+                <w:color w:val="374151"/>
+                <w:sz w:val="16"/>
+                <w:szCs w:val="16"/>
+              </w:rPr>
+              <w:t xml:space="preserve">PostgreSQL's default, READ COMMITTED, plus explicit row locks where needed. SERIALIZABLE with retries is an alternative.</w:t>
             </w:r>
           </w:p>
         </w:tc>
@@ -8969,7 +10581,7 @@
         <w:keepNext/>
       </w:pPr>
       <w:r>
-        <w:t xml:space="preserve">6.4 M4 · [Member 4] · Rules, transactions &amp; performance</w:t>
+        <w:t xml:space="preserve">6.4 M4 · [Member 4] · Analytics &amp; performance</w:t>
       </w:r>
     </w:p>
     <w:tbl>
@@ -9135,7 +10747,7 @@
                 <w:sz w:val="16"/>
                 <w:szCs w:val="16"/>
               </w:rPr>
-              <w:t xml:space="preserve">Why a trigger instead of application code for eligibility?</w:t>
+              <w:t xml:space="preserve">Why was the index so much faster?</w:t>
             </w:r>
           </w:p>
         </w:tc>
@@ -9163,7 +10775,7 @@
                 <w:sz w:val="16"/>
                 <w:szCs w:val="16"/>
               </w:rPr>
-              <w:t xml:space="preserve">The rule must hold however data arrives: psql, the API or another app. A trigger in the DBMS cannot be bypassed and runs inside the same transaction.</w:t>
+              <w:t xml:space="preserve">Without it, PostgreSQL reads all 600,000 rows. The B-tree seeks directly to job_id = 1234 and reads 3 blocks. Measured 60.8 ms vs 0.025 ms.</w:t>
             </w:r>
           </w:p>
         </w:tc>
@@ -9224,7 +10836,7 @@
                 <w:sz w:val="16"/>
                 <w:szCs w:val="16"/>
               </w:rPr>
-              <w:t xml:space="preserve">BEFORE vs AFTER triggers in your project?</w:t>
+              <w:t xml:space="preserve">What is a partial index?</w:t>
             </w:r>
           </w:p>
         </w:tc>
@@ -9252,7 +10864,7 @@
                 <w:sz w:val="16"/>
                 <w:szCs w:val="16"/>
               </w:rPr>
-              <w:t xml:space="preserve">BEFORE validates and can reject (guard, eligibility). AFTER reacts to a committed-to-be change (cascade, marking the application OFFERED).</w:t>
+              <w:t xml:space="preserve">An index with a WHERE clause that covers only some rows (open applications, about 4%). It is smaller and cheaper to maintain.</w:t>
             </w:r>
           </w:p>
         </w:tc>
@@ -9313,7 +10925,7 @@
                 <w:sz w:val="16"/>
                 <w:szCs w:val="16"/>
               </w:rPr>
-              <w:t xml:space="preserve">What does 'atomic' mean for accepting an offer?</w:t>
+              <w:t xml:space="preserve">How exactly does SQL injection work in your lab?</w:t>
             </w:r>
           </w:p>
         </w:tc>
@@ -9341,7 +10953,7 @@
                 <w:sz w:val="16"/>
                 <w:szCs w:val="16"/>
               </w:rPr>
-              <w:t xml:space="preserve">Accept, decline the others, withdraw applications, delete interview slots and write the log: all in one transaction. Any error rolls back every step.</w:t>
+              <w:t xml:space="preserve">The unsafe code builds "… WHERE last_name = '" + input + "'". The input x' OR '1'='1 closes the quote and adds OR '1'='1', which is always true, so every row is returned.</w:t>
             </w:r>
           </w:p>
         </w:tc>
@@ -9402,7 +11014,7 @@
                 <w:sz w:val="16"/>
                 <w:szCs w:val="16"/>
               </w:rPr>
-              <w:t xml:space="preserve">What happens if two sessions accept two offers at the same time?</w:t>
+              <w:t xml:space="preserve">If the unsafe endpoint is vulnerable, why is it safe to ship?</w:t>
             </w:r>
           </w:p>
         </w:tc>
@@ -9430,7 +11042,7 @@
                 <w:sz w:val="16"/>
                 <w:szCs w:val="16"/>
               </w:rPr>
-              <w:t xml:space="preserve">Both lock the student row first; the second waits. When the first commits, its cascade has declined the second offer; the second session re-reads it, sees DECLINED and fails. Exactly one acceptance survives.</w:t>
+              <w:t xml:space="preserve">It runs as a role with SELECT on two tables only, in a READ ONLY transaction with a timeout, always rolled back, and the server binds to localhost. Every real query uses parameters.</w:t>
             </w:r>
           </w:p>
         </w:tc>
@@ -9491,7 +11103,7 @@
                 <w:sz w:val="16"/>
                 <w:szCs w:val="16"/>
               </w:rPr>
-              <w:t xml:space="preserve">Why could the earlier version deadlock?</w:t>
+              <w:t xml:space="preserve">Why do the statistics in SQL instead of loading everything into Python?</w:t>
             </w:r>
           </w:p>
         </w:tc>
@@ -9519,7 +11131,7 @@
                 <w:sz w:val="16"/>
                 <w:szCs w:val="16"/>
               </w:rPr>
-              <w:t xml:space="preserve">It locked the offer row first. A held offer 1 and needed offer 2 for its cascade; B held offer 2 and needed offer 1. Locking the student first gives one global order.</w:t>
+              <w:t xml:space="preserve">The DBMS answers aggregate questions with GROUP BY, without moving every record into memory. Only the final feature matrix, 177 rows × 5 columns, leaves PostgreSQL.</w:t>
             </w:r>
           </w:p>
         </w:tc>
@@ -9580,7 +11192,7 @@
                 <w:sz w:val="16"/>
                 <w:szCs w:val="16"/>
               </w:rPr>
-              <w:t xml:space="preserve">What isolation level do you use?</w:t>
+              <w:t xml:space="preserve">Why these five features?</w:t>
             </w:r>
           </w:p>
         </w:tc>
@@ -9608,7 +11220,7 @@
                 <w:sz w:val="16"/>
                 <w:szCs w:val="16"/>
               </w:rPr>
-              <w:t xml:space="preserve">PostgreSQL's default, READ COMMITTED, plus explicit row locks where needed. SERIALIZABLE with retries is an alternative.</w:t>
+              <w:t xml:space="preserve">They are what the committee can see early in the season: academic record (CGPA), skill profile (technical vs business), and behaviour (how many roles a student applies to, and how often they reach interview). A2 and the correlations confirmed that they carry signal.</w:t>
             </w:r>
           </w:p>
         </w:tc>
@@ -9669,7 +11281,7 @@
                 <w:sz w:val="16"/>
                 <w:szCs w:val="16"/>
               </w:rPr>
-              <w:t xml:space="preserve">Why was the index so much faster?</w:t>
+              <w:t xml:space="preserve">Why not include offers as a clustering feature?</w:t>
             </w:r>
           </w:p>
         </w:tc>
@@ -9697,7 +11309,7 @@
                 <w:sz w:val="16"/>
                 <w:szCs w:val="16"/>
               </w:rPr>
-              <w:t xml:space="preserve">Without it, PostgreSQL reads all 600,000 rows. The B-tree seeks directly to job_id = 1234 and reads 3 blocks. Measured 62.7 ms vs 0.029 ms.</w:t>
+              <w:t xml:space="preserve">Then 'students with offers do well' would be true by construction. We cluster on profile only, and use offers to test whether the segments mean something (χ² test).</w:t>
             </w:r>
           </w:p>
         </w:tc>
@@ -9758,7 +11370,7 @@
                 <w:sz w:val="16"/>
                 <w:szCs w:val="16"/>
               </w:rPr>
-              <w:t xml:space="preserve">What is a partial index?</w:t>
+              <w:t xml:space="preserve">Why standardize before k-means?</w:t>
             </w:r>
           </w:p>
         </w:tc>
@@ -9786,7 +11398,7 @@
                 <w:sz w:val="16"/>
                 <w:szCs w:val="16"/>
               </w:rPr>
-              <w:t xml:space="preserve">An index with a WHERE clause that covers only some rows (open applications, about 4%). It is smaller and cheaper to maintain.</w:t>
+              <w:t xml:space="preserve">k-means uses Euclidean distance. Unscaled, applications (0–14) would outweigh interview_rate (0–1). Standardizing gives every feature mean 0 and SD 1, so each gets an equal say.</w:t>
             </w:r>
           </w:p>
         </w:tc>
@@ -9847,7 +11459,7 @@
                 <w:sz w:val="16"/>
                 <w:szCs w:val="16"/>
               </w:rPr>
-              <w:t xml:space="preserve">How exactly does SQL injection work in your lab?</w:t>
+              <w:t xml:space="preserve">How did you choose k = 4?</w:t>
             </w:r>
           </w:p>
         </w:tc>
@@ -9875,7 +11487,7 @@
                 <w:sz w:val="16"/>
                 <w:szCs w:val="16"/>
               </w:rPr>
-              <w:t xml:space="preserve">The unsafe code builds "… WHERE last_name = '" + input + "'". The input x' OR '1'='1 closes the quote and adds OR '1'='1', which is always true, so every row is returned.</w:t>
+              <w:t xml:space="preserve">Inertia always falls as k grows, so we looked for the elbow; it is at 4. The silhouette score also peaks at 4 (0.298). Two independent criteria agree.</w:t>
             </w:r>
           </w:p>
         </w:tc>
@@ -9936,7 +11548,7 @@
                 <w:sz w:val="16"/>
                 <w:szCs w:val="16"/>
               </w:rPr>
-              <w:t xml:space="preserve">If the unsafe endpoint is vulnerable, why is it safe to ship?</w:t>
+              <w:t xml:space="preserve">A silhouette of 0.3 is low. Are the clusters real?</w:t>
             </w:r>
           </w:p>
         </w:tc>
@@ -9964,7 +11576,452 @@
                 <w:sz w:val="16"/>
                 <w:szCs w:val="16"/>
               </w:rPr>
-              <w:t xml:space="preserve">It runs as a role with SELECT on two tables only, in a READ ONLY transaction with a timeout, always rolled back, and the server binds to localhost. Every real query uses parameters.</w:t>
+              <w:t xml:space="preserve">0.3 means the segments overlap, which is normal for data about people. They are real because they differ sharply in outcome, which was never an input: χ² = 25.7, p = 0.000011.</w:t>
+            </w:r>
+          </w:p>
+        </w:tc>
+      </w:tr>
+      <w:tr>
+        <w:trPr>
+          <w:cantSplit/>
+        </w:trPr>
+        <w:tc>
+          <w:tcPr>
+            <w:tcW w:type="dxa" w:w="451"/>
+            <w:shd w:fill="FFFFFF" w:color="auto" w:val="clear"/>
+            <w:tcMar>
+              <w:top w:type="dxa" w:w="60"/>
+              <w:left w:type="dxa" w:w="100"/>
+              <w:bottom w:type="dxa" w:w="60"/>
+              <w:right w:type="dxa" w:w="100"/>
+            </w:tcMar>
+            <w:vAlign w:val="center"/>
+          </w:tcPr>
+          <w:p>
+            <w:pPr>
+              <w:spacing w:after="0" w:line="252"/>
+            </w:pPr>
+            <w:r>
+              <w:rPr>
+                <w:b w:val="false"/>
+                <w:bCs w:val="false"/>
+                <w:color w:val="374151"/>
+                <w:sz w:val="16"/>
+                <w:szCs w:val="16"/>
+              </w:rPr>
+              <w:t xml:space="preserve">11</w:t>
+            </w:r>
+          </w:p>
+        </w:tc>
+        <w:tc>
+          <w:tcPr>
+            <w:tcW w:type="dxa" w:w="2933"/>
+            <w:shd w:fill="FFFFFF" w:color="auto" w:val="clear"/>
+            <w:tcMar>
+              <w:top w:type="dxa" w:w="60"/>
+              <w:left w:type="dxa" w:w="100"/>
+              <w:bottom w:type="dxa" w:w="60"/>
+              <w:right w:type="dxa" w:w="100"/>
+            </w:tcMar>
+            <w:vAlign w:val="center"/>
+          </w:tcPr>
+          <w:p>
+            <w:pPr>
+              <w:spacing w:after="0" w:line="252"/>
+            </w:pPr>
+            <w:r>
+              <w:rPr>
+                <w:b w:val="false"/>
+                <w:bCs w:val="false"/>
+                <w:color w:val="374151"/>
+                <w:sz w:val="16"/>
+                <w:szCs w:val="16"/>
+              </w:rPr>
+              <w:t xml:space="preserve">What is the most useful finding?</w:t>
+            </w:r>
+          </w:p>
+        </w:tc>
+        <w:tc>
+          <w:tcPr>
+            <w:tcW w:type="dxa" w:w="5642"/>
+            <w:shd w:fill="FFFFFF" w:color="auto" w:val="clear"/>
+            <w:tcMar>
+              <w:top w:type="dxa" w:w="60"/>
+              <w:left w:type="dxa" w:w="100"/>
+              <w:bottom w:type="dxa" w:w="60"/>
+              <w:right w:type="dxa" w:w="100"/>
+            </w:tcMar>
+            <w:vAlign w:val="center"/>
+          </w:tcPr>
+          <w:p>
+            <w:pPr>
+              <w:spacing w:after="0" w:line="252"/>
+            </w:pPr>
+            <w:r>
+              <w:rPr>
+                <w:b w:val="false"/>
+                <w:bCs w:val="false"/>
+                <w:color w:val="374151"/>
+                <w:sz w:val="16"/>
+                <w:szCs w:val="16"/>
+              </w:rPr>
+              <w:t xml:space="preserve">The Selective Appliers: average CGPA, 88% of their applications reach interview, but they apply to only about 3 roles, and 0% have an accepted offer. A CGPA cut-off would never flag them.</w:t>
+            </w:r>
+          </w:p>
+        </w:tc>
+      </w:tr>
+      <w:tr>
+        <w:trPr>
+          <w:cantSplit/>
+        </w:trPr>
+        <w:tc>
+          <w:tcPr>
+            <w:tcW w:type="dxa" w:w="451"/>
+            <w:shd w:fill="F3F4F8" w:color="auto" w:val="clear"/>
+            <w:tcMar>
+              <w:top w:type="dxa" w:w="60"/>
+              <w:left w:type="dxa" w:w="100"/>
+              <w:bottom w:type="dxa" w:w="60"/>
+              <w:right w:type="dxa" w:w="100"/>
+            </w:tcMar>
+            <w:vAlign w:val="center"/>
+          </w:tcPr>
+          <w:p>
+            <w:pPr>
+              <w:spacing w:after="0" w:line="252"/>
+            </w:pPr>
+            <w:r>
+              <w:rPr>
+                <w:b w:val="false"/>
+                <w:bCs w:val="false"/>
+                <w:color w:val="374151"/>
+                <w:sz w:val="16"/>
+                <w:szCs w:val="16"/>
+              </w:rPr>
+              <w:t xml:space="preserve">12</w:t>
+            </w:r>
+          </w:p>
+        </w:tc>
+        <w:tc>
+          <w:tcPr>
+            <w:tcW w:type="dxa" w:w="2933"/>
+            <w:shd w:fill="F3F4F8" w:color="auto" w:val="clear"/>
+            <w:tcMar>
+              <w:top w:type="dxa" w:w="60"/>
+              <w:left w:type="dxa" w:w="100"/>
+              <w:bottom w:type="dxa" w:w="60"/>
+              <w:right w:type="dxa" w:w="100"/>
+            </w:tcMar>
+            <w:vAlign w:val="center"/>
+          </w:tcPr>
+          <w:p>
+            <w:pPr>
+              <w:spacing w:after="0" w:line="252"/>
+            </w:pPr>
+            <w:r>
+              <w:rPr>
+                <w:b w:val="false"/>
+                <w:bCs w:val="false"/>
+                <w:color w:val="374151"/>
+                <w:sz w:val="16"/>
+                <w:szCs w:val="16"/>
+              </w:rPr>
+              <w:t xml:space="preserve">Why store the clusters in the database?</w:t>
+            </w:r>
+          </w:p>
+        </w:tc>
+        <w:tc>
+          <w:tcPr>
+            <w:tcW w:type="dxa" w:w="5642"/>
+            <w:shd w:fill="F3F4F8" w:color="auto" w:val="clear"/>
+            <w:tcMar>
+              <w:top w:type="dxa" w:w="60"/>
+              <w:left w:type="dxa" w:w="100"/>
+              <w:bottom w:type="dxa" w:w="60"/>
+              <w:right w:type="dxa" w:w="100"/>
+            </w:tcMar>
+            <w:vAlign w:val="center"/>
+          </w:tcPr>
+          <w:p>
+            <w:pPr>
+              <w:spacing w:after="0" w:line="252"/>
+            </w:pPr>
+            <w:r>
+              <w:rPr>
+                <w:b w:val="false"/>
+                <w:bCs w:val="false"/>
+                <w:color w:val="374151"/>
+                <w:sz w:val="16"/>
+                <w:szCs w:val="16"/>
+              </w:rPr>
+              <w:t xml:space="preserve">So any SQL query can join on them (S1, S2), and the foreign keys guarantee every label belongs to a real student. Two tables keep it in BCNF: the segment name depends only on the segment, so it lives in its own table.</w:t>
+            </w:r>
+          </w:p>
+        </w:tc>
+      </w:tr>
+      <w:tr>
+        <w:trPr>
+          <w:cantSplit/>
+        </w:trPr>
+        <w:tc>
+          <w:tcPr>
+            <w:tcW w:type="dxa" w:w="451"/>
+            <w:shd w:fill="FFFFFF" w:color="auto" w:val="clear"/>
+            <w:tcMar>
+              <w:top w:type="dxa" w:w="60"/>
+              <w:left w:type="dxa" w:w="100"/>
+              <w:bottom w:type="dxa" w:w="60"/>
+              <w:right w:type="dxa" w:w="100"/>
+            </w:tcMar>
+            <w:vAlign w:val="center"/>
+          </w:tcPr>
+          <w:p>
+            <w:pPr>
+              <w:spacing w:after="0" w:line="252"/>
+            </w:pPr>
+            <w:r>
+              <w:rPr>
+                <w:b w:val="false"/>
+                <w:bCs w:val="false"/>
+                <w:color w:val="374151"/>
+                <w:sz w:val="16"/>
+                <w:szCs w:val="16"/>
+              </w:rPr>
+              <w:t xml:space="preserve">13</w:t>
+            </w:r>
+          </w:p>
+        </w:tc>
+        <w:tc>
+          <w:tcPr>
+            <w:tcW w:type="dxa" w:w="2933"/>
+            <w:shd w:fill="FFFFFF" w:color="auto" w:val="clear"/>
+            <w:tcMar>
+              <w:top w:type="dxa" w:w="60"/>
+              <w:left w:type="dxa" w:w="100"/>
+              <w:bottom w:type="dxa" w:w="60"/>
+              <w:right w:type="dxa" w:w="100"/>
+            </w:tcMar>
+            <w:vAlign w:val="center"/>
+          </w:tcPr>
+          <w:p>
+            <w:pPr>
+              <w:spacing w:after="0" w:line="252"/>
+            </w:pPr>
+            <w:r>
+              <w:rPr>
+                <w:b w:val="false"/>
+                <w:bCs w:val="false"/>
+                <w:color w:val="374151"/>
+                <w:sz w:val="16"/>
+                <w:szCs w:val="16"/>
+              </w:rPr>
+              <w:t xml:space="preserve">What does the ANOVA tell you?</w:t>
+            </w:r>
+          </w:p>
+        </w:tc>
+        <w:tc>
+          <w:tcPr>
+            <w:tcW w:type="dxa" w:w="5642"/>
+            <w:shd w:fill="FFFFFF" w:color="auto" w:val="clear"/>
+            <w:tcMar>
+              <w:top w:type="dxa" w:w="60"/>
+              <w:left w:type="dxa" w:w="100"/>
+              <w:bottom w:type="dxa" w:w="60"/>
+              <w:right w:type="dxa" w:w="100"/>
+            </w:tcMar>
+            <w:vAlign w:val="center"/>
+          </w:tcPr>
+          <w:p>
+            <w:pPr>
+              <w:spacing w:after="0" w:line="252"/>
+            </w:pPr>
+            <w:r>
+              <w:rPr>
+                <w:b w:val="false"/>
+                <w:bCs w:val="false"/>
+                <w:color w:val="374151"/>
+                <w:sz w:val="16"/>
+                <w:szCs w:val="16"/>
+              </w:rPr>
+              <w:t xml:space="preserve">H₀: all three programs have the same mean CGPA. p = 0.907, so we do not reject it. Program and CGPA carry different information.</w:t>
+            </w:r>
+          </w:p>
+        </w:tc>
+      </w:tr>
+      <w:tr>
+        <w:trPr>
+          <w:cantSplit/>
+        </w:trPr>
+        <w:tc>
+          <w:tcPr>
+            <w:tcW w:type="dxa" w:w="451"/>
+            <w:shd w:fill="F3F4F8" w:color="auto" w:val="clear"/>
+            <w:tcMar>
+              <w:top w:type="dxa" w:w="60"/>
+              <w:left w:type="dxa" w:w="100"/>
+              <w:bottom w:type="dxa" w:w="60"/>
+              <w:right w:type="dxa" w:w="100"/>
+            </w:tcMar>
+            <w:vAlign w:val="center"/>
+          </w:tcPr>
+          <w:p>
+            <w:pPr>
+              <w:spacing w:after="0" w:line="252"/>
+            </w:pPr>
+            <w:r>
+              <w:rPr>
+                <w:b w:val="false"/>
+                <w:bCs w:val="false"/>
+                <w:color w:val="374151"/>
+                <w:sz w:val="16"/>
+                <w:szCs w:val="16"/>
+              </w:rPr>
+              <w:t xml:space="preserve">14</w:t>
+            </w:r>
+          </w:p>
+        </w:tc>
+        <w:tc>
+          <w:tcPr>
+            <w:tcW w:type="dxa" w:w="2933"/>
+            <w:shd w:fill="F3F4F8" w:color="auto" w:val="clear"/>
+            <w:tcMar>
+              <w:top w:type="dxa" w:w="60"/>
+              <w:left w:type="dxa" w:w="100"/>
+              <w:bottom w:type="dxa" w:w="60"/>
+              <w:right w:type="dxa" w:w="100"/>
+            </w:tcMar>
+            <w:vAlign w:val="center"/>
+          </w:tcPr>
+          <w:p>
+            <w:pPr>
+              <w:spacing w:after="0" w:line="252"/>
+            </w:pPr>
+            <w:r>
+              <w:rPr>
+                <w:b w:val="false"/>
+                <w:bCs w:val="false"/>
+                <w:color w:val="374151"/>
+                <w:sz w:val="16"/>
+                <w:szCs w:val="16"/>
+              </w:rPr>
+              <w:t xml:space="preserve">How would you choose the threshold t?</w:t>
+            </w:r>
+          </w:p>
+        </w:tc>
+        <w:tc>
+          <w:tcPr>
+            <w:tcW w:type="dxa" w:w="5642"/>
+            <w:shd w:fill="F3F4F8" w:color="auto" w:val="clear"/>
+            <w:tcMar>
+              <w:top w:type="dxa" w:w="60"/>
+              <w:left w:type="dxa" w:w="100"/>
+              <w:bottom w:type="dxa" w:w="60"/>
+              <w:right w:type="dxa" w:w="100"/>
+            </w:tcMar>
+            <w:vAlign w:val="center"/>
+          </w:tcPr>
+          <w:p>
+            <w:pPr>
+              <w:spacing w:after="0" w:line="252"/>
+            </w:pPr>
+            <w:r>
+              <w:rPr>
+                <w:b w:val="false"/>
+                <w:bCs w:val="false"/>
+                <w:color w:val="374151"/>
+                <w:sz w:val="16"/>
+                <w:szCs w:val="16"/>
+              </w:rPr>
+              <w:t xml:space="preserve">By the cost of each mistake. Missing a student who ends up with no offer (false negative) is worse than one extra workshop seat (false positive), so we prefer high recall: t = 0.6 gives recall 0.89 at precision 0.78.</w:t>
+            </w:r>
+          </w:p>
+        </w:tc>
+      </w:tr>
+      <w:tr>
+        <w:trPr>
+          <w:cantSplit/>
+        </w:trPr>
+        <w:tc>
+          <w:tcPr>
+            <w:tcW w:type="dxa" w:w="451"/>
+            <w:shd w:fill="FFFFFF" w:color="auto" w:val="clear"/>
+            <w:tcMar>
+              <w:top w:type="dxa" w:w="60"/>
+              <w:left w:type="dxa" w:w="100"/>
+              <w:bottom w:type="dxa" w:w="60"/>
+              <w:right w:type="dxa" w:w="100"/>
+            </w:tcMar>
+            <w:vAlign w:val="center"/>
+          </w:tcPr>
+          <w:p>
+            <w:pPr>
+              <w:spacing w:after="0" w:line="252"/>
+            </w:pPr>
+            <w:r>
+              <w:rPr>
+                <w:b w:val="false"/>
+                <w:bCs w:val="false"/>
+                <w:color w:val="374151"/>
+                <w:sz w:val="16"/>
+                <w:szCs w:val="16"/>
+              </w:rPr>
+              <w:t xml:space="preserve">15</w:t>
+            </w:r>
+          </w:p>
+        </w:tc>
+        <w:tc>
+          <w:tcPr>
+            <w:tcW w:type="dxa" w:w="2933"/>
+            <w:shd w:fill="FFFFFF" w:color="auto" w:val="clear"/>
+            <w:tcMar>
+              <w:top w:type="dxa" w:w="60"/>
+              <w:left w:type="dxa" w:w="100"/>
+              <w:bottom w:type="dxa" w:w="60"/>
+              <w:right w:type="dxa" w:w="100"/>
+            </w:tcMar>
+            <w:vAlign w:val="center"/>
+          </w:tcPr>
+          <w:p>
+            <w:pPr>
+              <w:spacing w:after="0" w:line="252"/>
+            </w:pPr>
+            <w:r>
+              <w:rPr>
+                <w:b w:val="false"/>
+                <w:bCs w:val="false"/>
+                <w:color w:val="374151"/>
+                <w:sz w:val="16"/>
+                <w:szCs w:val="16"/>
+              </w:rPr>
+              <w:t xml:space="preserve">Is the data real, and does that weaken the analysis?</w:t>
+            </w:r>
+          </w:p>
+        </w:tc>
+        <w:tc>
+          <w:tcPr>
+            <w:tcW w:type="dxa" w:w="5642"/>
+            <w:shd w:fill="FFFFFF" w:color="auto" w:val="clear"/>
+            <w:tcMar>
+              <w:top w:type="dxa" w:w="60"/>
+              <w:left w:type="dxa" w:w="100"/>
+              <w:bottom w:type="dxa" w:w="60"/>
+              <w:right w:type="dxa" w:w="100"/>
+            </w:tcMar>
+            <w:vAlign w:val="center"/>
+          </w:tcPr>
+          <w:p>
+            <w:pPr>
+              <w:spacing w:after="0" w:line="252"/>
+            </w:pPr>
+            <w:r>
+              <w:rPr>
+                <w:b w:val="false"/>
+                <w:bCs w:val="false"/>
+                <w:color w:val="374151"/>
+                <w:sz w:val="16"/>
+                <w:szCs w:val="16"/>
+              </w:rPr>
+              <w:t xml:space="preserve">It is simulated, and we say so. The effect sizes reflect how 04_data.sql generates the data; the method (SQL statistics → features → k-means → validation → write-back) carries over unchanged to a real season.</w:t>
             </w:r>
           </w:p>
         </w:tc>
@@ -10113,7 +12170,7 @@
                 <w:sz w:val="16"/>
                 <w:szCs w:val="16"/>
               </w:rPr>
-              <w:t xml:space="preserve">No. It is synthetic and seeded, with fictional names, so results are reproducible and nobody's data is exposed.</w:t>
+              <w:t xml:space="preserve">No. It is synthetic and seeded, with fictional names, so results are reproducible and nobody's data is exposed. The analytics method transfers to real data unchanged; the exact numbers would not.</w:t>
             </w:r>
           </w:p>
         </w:tc>
@@ -10576,7 +12633,7 @@
                 <w:sz w:val="19"/>
                 <w:szCs w:val="19"/>
               </w:rPr>
-              <w:t xml:space="preserve">0:00–3:45</w:t>
+              <w:t xml:space="preserve">0:00–3:15</w:t>
             </w:r>
           </w:p>
         </w:tc>
@@ -10713,7 +12770,7 @@
                 <w:sz w:val="19"/>
                 <w:szCs w:val="19"/>
               </w:rPr>
-              <w:t xml:space="preserve">The three anomalies with the Northbridge example</w:t>
+              <w:t xml:space="preserve">Why we chose this problem (we live it; rich, multi-stage data)</w:t>
             </w:r>
           </w:p>
           <w:p>
@@ -10728,7 +12785,7 @@
                 <w:sz w:val="19"/>
                 <w:szCs w:val="19"/>
               </w:rPr>
-              <w:t xml:space="preserve">Why APPLIES_TO is aggregated</w:t>
+              <w:t xml:space="preserve">The three anomalies with the Northbridge example</w:t>
             </w:r>
           </w:p>
           <w:p>
@@ -10743,7 +12800,7 @@
                 <w:sz w:val="19"/>
                 <w:szCs w:val="19"/>
               </w:rPr>
-              <w:t xml:space="preserve">Overlapping vs disjoint; total vs partial</w:t>
+              <w:t xml:space="preserve">Why APPLIES_TO is aggregated</w:t>
             </w:r>
           </w:p>
           <w:p>
@@ -10758,7 +12815,7 @@
                 <w:sz w:val="19"/>
                 <w:szCs w:val="19"/>
               </w:rPr>
-              <w:t xml:space="preserve">Category = Company ∪ Alumnus</w:t>
+              <w:t xml:space="preserve">Overlapping vs disjoint; total vs partial; Category = Company ∪ Alumnus</w:t>
             </w:r>
           </w:p>
         </w:tc>
@@ -10778,7 +12835,7 @@
         <w:keepNext/>
       </w:pPr>
       <w:r>
-        <w:t xml:space="preserve">M2 · [Member 2] · Schema &amp; normalization</w:t>
+        <w:t xml:space="preserve">M2 · [Member 2] · Schema, normalization &amp; DDL</w:t>
       </w:r>
     </w:p>
     <w:tbl>
@@ -10915,7 +12972,7 @@
                 <w:sz w:val="19"/>
                 <w:szCs w:val="19"/>
               </w:rPr>
-              <w:t xml:space="preserve">6–8</w:t>
+              <w:t xml:space="preserve">6–9</w:t>
             </w:r>
           </w:p>
         </w:tc>
@@ -10976,7 +13033,7 @@
                 <w:sz w:val="19"/>
                 <w:szCs w:val="19"/>
               </w:rPr>
-              <w:t xml:space="preserve">3:45–7:30</w:t>
+              <w:t xml:space="preserve">3:15–7:00</w:t>
             </w:r>
           </w:p>
         </w:tc>
@@ -11052,27 +13109,9 @@
                 <w:sz w:val="19"/>
                 <w:szCs w:val="19"/>
               </w:rPr>
-              <w:t xml:space="preserve">FD1–FD9; Eligibility and Program come from 3NF</w:t>
-            </w:r>
-          </w:p>
-        </w:tc>
-      </w:tr>
-      <w:tr>
-        <w:trPr>
-          <w:cantSplit/>
-        </w:trPr>
-        <w:tc>
-          <w:tcPr>
-            <w:tcW w:type="dxa" w:w="1900"/>
-            <w:shd w:fill="F3F4F8" w:color="auto" w:val="clear"/>
-            <w:tcMar>
-              <w:top w:type="dxa" w:w="60"/>
-              <w:left w:type="dxa" w:w="100"/>
-              <w:bottom w:type="dxa" w:w="60"/>
-              <w:right w:type="dxa" w:w="100"/>
-            </w:tcMar>
-            <w:vAlign w:val="center"/>
-          </w:tcPr>
+              <w:t xml:space="preserve">45 CHECK, 17 UNIQUE, 1 EXCLUDE, 55 indexes</w:t>
+            </w:r>
+          </w:p>
           <w:p>
             <w:pPr>
               <w:spacing w:after="0" w:line="252"/>
@@ -11085,13 +13124,18 @@
                 <w:sz w:val="19"/>
                 <w:szCs w:val="19"/>
               </w:rPr>
-              <w:t xml:space="preserve">You must be able to explain</w:t>
-            </w:r>
-          </w:p>
-        </w:tc>
-        <w:tc>
-          <w:tcPr>
-            <w:tcW w:type="dxa" w:w="7126"/>
+              <w:t xml:space="preserve">FD1–FD9; Eligibility and Program come from 3NF</w:t>
+            </w:r>
+          </w:p>
+        </w:tc>
+      </w:tr>
+      <w:tr>
+        <w:trPr>
+          <w:cantSplit/>
+        </w:trPr>
+        <w:tc>
+          <w:tcPr>
+            <w:tcW w:type="dxa" w:w="1900"/>
             <w:shd w:fill="F3F4F8" w:color="auto" w:val="clear"/>
             <w:tcMar>
               <w:top w:type="dxa" w:w="60"/>
@@ -11113,9 +13157,22 @@
                 <w:sz w:val="19"/>
                 <w:szCs w:val="19"/>
               </w:rPr>
-              <w:t xml:space="preserve">Mapping steps 1, 2, 5, 6, 8A, 9</w:t>
-            </w:r>
-          </w:p>
+              <w:t xml:space="preserve">You must be able to explain</w:t>
+            </w:r>
+          </w:p>
+        </w:tc>
+        <w:tc>
+          <w:tcPr>
+            <w:tcW w:type="dxa" w:w="7126"/>
+            <w:shd w:fill="F3F4F8" w:color="auto" w:val="clear"/>
+            <w:tcMar>
+              <w:top w:type="dxa" w:w="60"/>
+              <w:left w:type="dxa" w:w="100"/>
+              <w:bottom w:type="dxa" w:w="60"/>
+              <w:right w:type="dxa" w:w="100"/>
+            </w:tcMar>
+            <w:vAlign w:val="center"/>
+          </w:tcPr>
           <w:p>
             <w:pPr>
               <w:spacing w:after="0" w:line="252"/>
@@ -11128,7 +13185,7 @@
                 <w:sz w:val="19"/>
                 <w:szCs w:val="19"/>
               </w:rPr>
-              <w:t xml:space="preserve">Super / candidate / primary / alternate with placement_cycle</w:t>
+              <w:t xml:space="preserve">Mapping steps 1, 2, 5, 6, 8A, 9; super / candidate / primary / alternate keys</w:t>
             </w:r>
           </w:p>
           <w:p>
@@ -11159,6 +13216,21 @@
                 <w:szCs w:val="19"/>
               </w:rPr>
               <w:t xml:space="preserve">Heath's theorem; the Panel 3NF-not-BCNF trap</w:t>
+            </w:r>
+          </w:p>
+          <w:p>
+            <w:pPr>
+              <w:spacing w:after="0" w:line="252"/>
+            </w:pPr>
+            <w:r>
+              <w:rPr>
+                <w:b w:val="false"/>
+                <w:bCs w:val="false"/>
+                <w:color w:val="374151"/>
+                <w:sz w:val="19"/>
+                <w:szCs w:val="19"/>
+              </w:rPr>
+              <w:t xml:space="preserve">Composite FK for disjointness; EXCLUDE with tstzrange &amp;&amp;</w:t>
             </w:r>
           </w:p>
         </w:tc>
@@ -11178,7 +13250,7 @@
         <w:keepNext/>
       </w:pPr>
       <w:r>
-        <w:t xml:space="preserve">M3 · [Member 3] · DDL, data &amp; queries</w:t>
+        <w:t xml:space="preserve">M3 · [Member 3] · SQL queries &amp; rules</w:t>
       </w:r>
     </w:p>
     <w:tbl>
@@ -11315,7 +13387,7 @@
                 <w:sz w:val="19"/>
                 <w:szCs w:val="19"/>
               </w:rPr>
-              <w:t xml:space="preserve">9–12</w:t>
+              <w:t xml:space="preserve">10–14</w:t>
             </w:r>
           </w:p>
         </w:tc>
@@ -11376,7 +13448,7 @@
                 <w:sz w:val="19"/>
                 <w:szCs w:val="19"/>
               </w:rPr>
-              <w:t xml:space="preserve">7:30–11:15</w:t>
+              <w:t xml:space="preserve">7:00–10:30</w:t>
             </w:r>
           </w:p>
         </w:tc>
@@ -11437,7 +13509,7 @@
                 <w:sz w:val="19"/>
                 <w:szCs w:val="19"/>
               </w:rPr>
-              <w:t xml:space="preserve">45 CHECK, 17 UNIQUE, 1 EXCLUDE, 55 indexes</w:t>
+              <w:t xml:space="preserve">1,184 applications, 1,057 interviews, 96 offers</w:t>
             </w:r>
           </w:p>
           <w:p>
@@ -11452,9 +13524,27 @@
                 <w:sz w:val="19"/>
                 <w:szCs w:val="19"/>
               </w:rPr>
-              <w:t xml:space="preserve">1,184 applications, 1,057 interviews, 96 offers</w:t>
-            </w:r>
-          </w:p>
+              <w:t xml:space="preserve">Q2 → 8 students; Q5 → 3 students</w:t>
+            </w:r>
+          </w:p>
+        </w:tc>
+      </w:tr>
+      <w:tr>
+        <w:trPr>
+          <w:cantSplit/>
+        </w:trPr>
+        <w:tc>
+          <w:tcPr>
+            <w:tcW w:type="dxa" w:w="1900"/>
+            <w:shd w:fill="F3F4F8" w:color="auto" w:val="clear"/>
+            <w:tcMar>
+              <w:top w:type="dxa" w:w="60"/>
+              <w:left w:type="dxa" w:w="100"/>
+              <w:bottom w:type="dxa" w:w="60"/>
+              <w:right w:type="dxa" w:w="100"/>
+            </w:tcMar>
+            <w:vAlign w:val="center"/>
+          </w:tcPr>
           <w:p>
             <w:pPr>
               <w:spacing w:after="0" w:line="252"/>
@@ -11467,18 +13557,13 @@
                 <w:sz w:val="19"/>
                 <w:szCs w:val="19"/>
               </w:rPr>
-              <w:t xml:space="preserve">Q2 → 8 students; Q5 → 3 students</w:t>
-            </w:r>
-          </w:p>
-        </w:tc>
-      </w:tr>
-      <w:tr>
-        <w:trPr>
-          <w:cantSplit/>
-        </w:trPr>
-        <w:tc>
-          <w:tcPr>
-            <w:tcW w:type="dxa" w:w="1900"/>
+              <w:t xml:space="preserve">You must be able to explain</w:t>
+            </w:r>
+          </w:p>
+        </w:tc>
+        <w:tc>
+          <w:tcPr>
+            <w:tcW w:type="dxa" w:w="7126"/>
             <w:shd w:fill="F3F4F8" w:color="auto" w:val="clear"/>
             <w:tcMar>
               <w:top w:type="dxa" w:w="60"/>
@@ -11500,22 +13585,9 @@
                 <w:sz w:val="19"/>
                 <w:szCs w:val="19"/>
               </w:rPr>
-              <w:t xml:space="preserve">You must be able to explain</w:t>
-            </w:r>
-          </w:p>
-        </w:tc>
-        <w:tc>
-          <w:tcPr>
-            <w:tcW w:type="dxa" w:w="7126"/>
-            <w:shd w:fill="F3F4F8" w:color="auto" w:val="clear"/>
-            <w:tcMar>
-              <w:top w:type="dxa" w:w="60"/>
-              <w:left w:type="dxa" w:w="100"/>
-              <w:bottom w:type="dxa" w:w="60"/>
-              <w:right w:type="dxa" w:w="100"/>
-            </w:tcMar>
-            <w:vAlign w:val="center"/>
-          </w:tcPr>
+              <w:t xml:space="preserve">What kind of data this is, and why it is simulated</w:t>
+            </w:r>
+          </w:p>
           <w:p>
             <w:pPr>
               <w:spacing w:after="0" w:line="252"/>
@@ -11528,7 +13600,7 @@
                 <w:sz w:val="19"/>
                 <w:szCs w:val="19"/>
               </w:rPr>
-              <w:t xml:space="preserve">Composite FK for disjointness (read the code)</w:t>
+              <w:t xml:space="preserve">Double NOT EXISTS; SUM() OVER running total</w:t>
             </w:r>
           </w:p>
           <w:p>
@@ -11543,7 +13615,7 @@
                 <w:sz w:val="19"/>
                 <w:szCs w:val="19"/>
               </w:rPr>
-              <w:t xml:space="preserve">EXCLUDE with tstzrange &amp;&amp;</w:t>
+              <w:t xml:space="preserve">The accept flow: lock → guard → update → cascade → commit; lock order</w:t>
             </w:r>
           </w:p>
           <w:p>
@@ -11558,22 +13630,7 @@
                 <w:sz w:val="19"/>
                 <w:szCs w:val="19"/>
               </w:rPr>
-              <w:t xml:space="preserve">Data loaded through the triggers in one transaction</w:t>
-            </w:r>
-          </w:p>
-          <w:p>
-            <w:pPr>
-              <w:spacing w:after="0" w:line="252"/>
-            </w:pPr>
-            <w:r>
-              <w:rPr>
-                <w:b w:val="false"/>
-                <w:bCs w:val="false"/>
-                <w:color w:val="374151"/>
-                <w:sz w:val="19"/>
-                <w:szCs w:val="19"/>
-              </w:rPr>
-              <w:t xml:space="preserve">Double NOT EXISTS; SUM() OVER running total</w:t>
+              <w:t xml:space="preserve">Run the live demo, about 55 seconds (see the Demo Runbook)</w:t>
             </w:r>
           </w:p>
         </w:tc>
@@ -11593,7 +13650,7 @@
         <w:keepNext/>
       </w:pPr>
       <w:r>
-        <w:t xml:space="preserve">M4 · [Member 4] · Rules, transactions &amp; performance</w:t>
+        <w:t xml:space="preserve">M4 · [Member 4] · Analytics &amp; performance</w:t>
       </w:r>
     </w:p>
     <w:tbl>
@@ -11730,7 +13787,7 @@
                 <w:sz w:val="19"/>
                 <w:szCs w:val="19"/>
               </w:rPr>
-              <w:t xml:space="preserve">13–18</w:t>
+              <w:t xml:space="preserve">15–19</w:t>
             </w:r>
           </w:p>
         </w:tc>
@@ -11791,7 +13848,7 @@
                 <w:sz w:val="19"/>
                 <w:szCs w:val="19"/>
               </w:rPr>
-              <w:t xml:space="preserve">11:15–15:00</w:t>
+              <w:t xml:space="preserve">10:30–14:35</w:t>
             </w:r>
           </w:p>
         </w:tc>
@@ -11852,7 +13909,7 @@
                 <w:sz w:val="19"/>
                 <w:szCs w:val="19"/>
               </w:rPr>
-              <w:t xml:space="preserve">2,160× faster; partial index 26× smaller</w:t>
+              <w:t xml:space="preserve">CGPA bands: 0% → 56% placed; ANOVA p = 0.907</w:t>
             </w:r>
           </w:p>
           <w:p>
@@ -11867,7 +13924,7 @@
                 <w:sz w:val="19"/>
                 <w:szCs w:val="19"/>
               </w:rPr>
-              <w:t xml:space="preserve">180 vs 0 rows in the injection lab</w:t>
+              <w:t xml:space="preserve">k = 4, silhouette 0.298; χ² = 25.7, p = 0.000011</w:t>
             </w:r>
           </w:p>
           <w:p>
@@ -11882,27 +13939,9 @@
                 <w:sz w:val="19"/>
                 <w:szCs w:val="19"/>
               </w:rPr>
-              <w:t xml:space="preserve">91/91 tests passed</w:t>
-            </w:r>
-          </w:p>
-        </w:tc>
-      </w:tr>
-      <w:tr>
-        <w:trPr>
-          <w:cantSplit/>
-        </w:trPr>
-        <w:tc>
-          <w:tcPr>
-            <w:tcW w:type="dxa" w:w="1900"/>
-            <w:shd w:fill="F3F4F8" w:color="auto" w:val="clear"/>
-            <w:tcMar>
-              <w:top w:type="dxa" w:w="60"/>
-              <w:left w:type="dxa" w:w="100"/>
-              <w:bottom w:type="dxa" w:w="60"/>
-              <w:right w:type="dxa" w:w="100"/>
-            </w:tcMar>
-            <w:vAlign w:val="center"/>
-          </w:tcPr>
+              <w:t xml:space="preserve">Selective Appliers: n = 19, 0% accepted; S2 flags 52 students</w:t>
+            </w:r>
+          </w:p>
           <w:p>
             <w:pPr>
               <w:spacing w:after="0" w:line="252"/>
@@ -11915,13 +13954,18 @@
                 <w:sz w:val="19"/>
                 <w:szCs w:val="19"/>
               </w:rPr>
-              <w:t xml:space="preserve">You must be able to explain</w:t>
-            </w:r>
-          </w:p>
-        </w:tc>
-        <w:tc>
-          <w:tcPr>
-            <w:tcW w:type="dxa" w:w="7126"/>
+              <w:t xml:space="preserve">2,434× index speed-up; 180 vs 0 injection rows; 91/91 tests</w:t>
+            </w:r>
+          </w:p>
+        </w:tc>
+      </w:tr>
+      <w:tr>
+        <w:trPr>
+          <w:cantSplit/>
+        </w:trPr>
+        <w:tc>
+          <w:tcPr>
+            <w:tcW w:type="dxa" w:w="1900"/>
             <w:shd w:fill="F3F4F8" w:color="auto" w:val="clear"/>
             <w:tcMar>
               <w:top w:type="dxa" w:w="60"/>
@@ -11943,9 +13987,22 @@
                 <w:sz w:val="19"/>
                 <w:szCs w:val="19"/>
               </w:rPr>
-              <w:t xml:space="preserve">The accept flow: lock → guard → update → cascade → commit</w:t>
-            </w:r>
-          </w:p>
+              <w:t xml:space="preserve">You must be able to explain</w:t>
+            </w:r>
+          </w:p>
+        </w:tc>
+        <w:tc>
+          <w:tcPr>
+            <w:tcW w:type="dxa" w:w="7126"/>
+            <w:shd w:fill="F3F4F8" w:color="auto" w:val="clear"/>
+            <w:tcMar>
+              <w:top w:type="dxa" w:w="60"/>
+              <w:left w:type="dxa" w:w="100"/>
+              <w:bottom w:type="dxa" w:w="60"/>
+              <w:right w:type="dxa" w:w="100"/>
+            </w:tcMar>
+            <w:vAlign w:val="center"/>
+          </w:tcPr>
           <w:p>
             <w:pPr>
               <w:spacing w:after="0" w:line="252"/>
@@ -11958,7 +14015,7 @@
                 <w:sz w:val="19"/>
                 <w:szCs w:val="19"/>
               </w:rPr>
-              <w:t xml:space="preserve">Run the live demo (see the Demo Runbook)</w:t>
+              <w:t xml:space="preserve">Why the DBMS does the statistics (A2 is one GROUP BY)</w:t>
             </w:r>
           </w:p>
           <w:p>
@@ -11973,7 +14030,7 @@
                 <w:sz w:val="19"/>
                 <w:szCs w:val="19"/>
               </w:rPr>
-              <w:t xml:space="preserve">Two-session concurrency story and lock order</w:t>
+              <w:t xml:space="preserve">The five features, and why offers are NOT a feature</w:t>
             </w:r>
           </w:p>
           <w:p>
@@ -11988,7 +14045,37 @@
                 <w:sz w:val="19"/>
                 <w:szCs w:val="19"/>
               </w:rPr>
-              <w:t xml:space="preserve">Leading-column finding on PostgreSQL 18</w:t>
+              <w:t xml:space="preserve">Standardize → k-means → elbow + silhouette → k = 4</w:t>
+            </w:r>
+          </w:p>
+          <w:p>
+            <w:pPr>
+              <w:spacing w:after="0" w:line="252"/>
+            </w:pPr>
+            <w:r>
+              <w:rPr>
+                <w:b w:val="false"/>
+                <w:bCs w:val="false"/>
+                <w:color w:val="374151"/>
+                <w:sz w:val="19"/>
+                <w:szCs w:val="19"/>
+              </w:rPr>
+              <w:t xml:space="preserve">Read the four segment fingerprints; the Selective Appliers finding</w:t>
+            </w:r>
+          </w:p>
+          <w:p>
+            <w:pPr>
+              <w:spacing w:after="0" w:line="252"/>
+            </w:pPr>
+            <w:r>
+              <w:rPr>
+                <w:b w:val="false"/>
+                <w:bCs w:val="false"/>
+                <w:color w:val="374151"/>
+                <w:sz w:val="19"/>
+                <w:szCs w:val="19"/>
+              </w:rPr>
+              <w:t xml:space="preserve">Write-back to BCNF tables; S2 as an action list; the threshold t trade-off</w:t>
             </w:r>
           </w:p>
         </w:tc>
@@ -12300,7 +14387,7 @@
                 <w:sz w:val="17"/>
                 <w:szCs w:val="17"/>
               </w:rPr>
-              <w:t xml:space="preserve">Cascade (trigger)</w:t>
+              <w:t xml:space="preserve">Centroid</w:t>
             </w:r>
           </w:p>
         </w:tc>
@@ -12328,7 +14415,7 @@
                 <w:sz w:val="17"/>
                 <w:szCs w:val="17"/>
               </w:rPr>
-              <w:t xml:space="preserve">The automatic follow-up changes made by trg_offer_accept_cascade</w:t>
+              <w:t xml:space="preserve">The mean point of a k-means cluster; each student is assigned to the nearest one</w:t>
             </w:r>
           </w:p>
         </w:tc>
@@ -12361,7 +14448,7 @@
                 <w:sz w:val="17"/>
                 <w:szCs w:val="17"/>
               </w:rPr>
-              <w:t xml:space="preserve">Composite key / FK</w:t>
+              <w:t xml:space="preserve">χ² test of independence</w:t>
             </w:r>
           </w:p>
         </w:tc>
@@ -12389,7 +14476,7 @@
                 <w:sz w:val="17"/>
                 <w:szCs w:val="17"/>
               </w:rPr>
-              <w:t xml:space="preserve">A key or foreign key made of more than one column</w:t>
+              <w:t xml:space="preserve">Tests whether two categorical variables (segment, offer) are associated</w:t>
             </w:r>
           </w:p>
         </w:tc>
@@ -12422,7 +14509,7 @@
                 <w:sz w:val="17"/>
                 <w:szCs w:val="17"/>
               </w:rPr>
-              <w:t xml:space="preserve">Deferred constraint</w:t>
+              <w:t xml:space="preserve">Elbow / inertia</w:t>
             </w:r>
           </w:p>
         </w:tc>
@@ -12450,7 +14537,7 @@
                 <w:sz w:val="17"/>
                 <w:szCs w:val="17"/>
               </w:rPr>
-              <w:t xml:space="preserve">A check postponed until COMMIT, so related rows can be inserted in any order</w:t>
+              <w:t xml:space="preserve">Inertia = within-cluster sum of squares; the elbow is where adding clusters stops paying off</w:t>
             </w:r>
           </w:p>
         </w:tc>
@@ -12483,7 +14570,7 @@
                 <w:sz w:val="17"/>
                 <w:szCs w:val="17"/>
               </w:rPr>
-              <w:t xml:space="preserve">Discriminator</w:t>
+              <w:t xml:space="preserve">Cascade (trigger)</w:t>
             </w:r>
           </w:p>
         </w:tc>
@@ -12511,7 +14598,7 @@
                 <w:sz w:val="17"/>
                 <w:szCs w:val="17"/>
               </w:rPr>
-              <w:t xml:space="preserve">A column (role_type, sponsor_type) telling which subtype a row belongs to</w:t>
+              <w:t xml:space="preserve">The automatic follow-up changes made by trg_offer_accept_cascade</w:t>
             </w:r>
           </w:p>
         </w:tc>
@@ -12544,7 +14631,7 @@
                 <w:sz w:val="17"/>
                 <w:szCs w:val="17"/>
               </w:rPr>
-              <w:t xml:space="preserve">EXCLUDE constraint</w:t>
+              <w:t xml:space="preserve">Composite key / FK</w:t>
             </w:r>
           </w:p>
         </w:tc>
@@ -12572,7 +14659,7 @@
                 <w:sz w:val="17"/>
                 <w:szCs w:val="17"/>
               </w:rPr>
-              <w:t xml:space="preserve">Rejects rows that conflict under an operator, e.g. overlapping ranges</w:t>
+              <w:t xml:space="preserve">A key or foreign key made of more than one column</w:t>
             </w:r>
           </w:p>
         </w:tc>
@@ -12605,7 +14692,7 @@
                 <w:sz w:val="17"/>
                 <w:szCs w:val="17"/>
               </w:rPr>
-              <w:t xml:space="preserve">GiST</w:t>
+              <w:t xml:space="preserve">Deferred constraint</w:t>
             </w:r>
           </w:p>
         </w:tc>
@@ -12633,7 +14720,7 @@
                 <w:sz w:val="17"/>
                 <w:szCs w:val="17"/>
               </w:rPr>
-              <w:t xml:space="preserve">Index type supporting ranges and overlap searches</w:t>
+              <w:t xml:space="preserve">A check postponed until COMMIT, so related rows can be inserted in any order</w:t>
             </w:r>
           </w:p>
         </w:tc>
@@ -12666,7 +14753,7 @@
                 <w:sz w:val="17"/>
                 <w:szCs w:val="17"/>
               </w:rPr>
-              <w:t xml:space="preserve">Heath's theorem</w:t>
+              <w:t xml:space="preserve">Discriminator</w:t>
             </w:r>
           </w:p>
         </w:tc>
@@ -12694,7 +14781,7 @@
                 <w:sz w:val="17"/>
                 <w:szCs w:val="17"/>
               </w:rPr>
-              <w:t xml:space="preserve">Splitting R on X → Y into (XY) and (R − Y) is lossless</w:t>
+              <w:t xml:space="preserve">A column (role_type, sponsor_type) telling which subtype a row belongs to</w:t>
             </w:r>
           </w:p>
         </w:tc>
@@ -12727,7 +14814,7 @@
                 <w:sz w:val="17"/>
                 <w:szCs w:val="17"/>
               </w:rPr>
-              <w:t xml:space="preserve">Partial index</w:t>
+              <w:t xml:space="preserve">EXCLUDE constraint</w:t>
             </w:r>
           </w:p>
         </w:tc>
@@ -12755,7 +14842,7 @@
                 <w:sz w:val="17"/>
                 <w:szCs w:val="17"/>
               </w:rPr>
-              <w:t xml:space="preserve">An index built only over rows matching a WHERE clause</w:t>
+              <w:t xml:space="preserve">Rejects rows that conflict under an operator, e.g. overlapping ranges</w:t>
             </w:r>
           </w:p>
         </w:tc>
@@ -12788,7 +14875,7 @@
                 <w:sz w:val="17"/>
                 <w:szCs w:val="17"/>
               </w:rPr>
-              <w:t xml:space="preserve">Partial key</w:t>
+              <w:t xml:space="preserve">GiST</w:t>
             </w:r>
           </w:p>
         </w:tc>
@@ -12816,7 +14903,7 @@
                 <w:sz w:val="17"/>
                 <w:szCs w:val="17"/>
               </w:rPr>
-              <w:t xml:space="preserve">The attribute that distinguishes weak-entity instances of the same owner</w:t>
+              <w:t xml:space="preserve">Index type supporting ranges and overlap searches</w:t>
             </w:r>
           </w:p>
         </w:tc>
@@ -12849,7 +14936,7 @@
                 <w:sz w:val="17"/>
                 <w:szCs w:val="17"/>
               </w:rPr>
-              <w:t xml:space="preserve">Seed (setseed)</w:t>
+              <w:t xml:space="preserve">Heath's theorem</w:t>
             </w:r>
           </w:p>
         </w:tc>
@@ -12877,7 +14964,373 @@
                 <w:sz w:val="17"/>
                 <w:szCs w:val="17"/>
               </w:rPr>
+              <w:t xml:space="preserve">Splitting R on X → Y into (XY) and (R − Y) is lossless</w:t>
+            </w:r>
+          </w:p>
+        </w:tc>
+      </w:tr>
+      <w:tr>
+        <w:trPr>
+          <w:cantSplit/>
+        </w:trPr>
+        <w:tc>
+          <w:tcPr>
+            <w:tcW w:type="dxa" w:w="2137"/>
+            <w:shd w:fill="F3F4F8" w:color="auto" w:val="clear"/>
+            <w:tcMar>
+              <w:top w:type="dxa" w:w="60"/>
+              <w:left w:type="dxa" w:w="100"/>
+              <w:bottom w:type="dxa" w:w="60"/>
+              <w:right w:type="dxa" w:w="100"/>
+            </w:tcMar>
+            <w:vAlign w:val="center"/>
+          </w:tcPr>
+          <w:p>
+            <w:pPr>
+              <w:spacing w:after="0" w:line="252"/>
+            </w:pPr>
+            <w:r>
+              <w:rPr>
+                <w:b w:val="false"/>
+                <w:bCs w:val="false"/>
+                <w:color w:val="374151"/>
+                <w:sz w:val="17"/>
+                <w:szCs w:val="17"/>
+              </w:rPr>
+              <w:t xml:space="preserve">Partial index</w:t>
+            </w:r>
+          </w:p>
+        </w:tc>
+        <w:tc>
+          <w:tcPr>
+            <w:tcW w:type="dxa" w:w="6889"/>
+            <w:shd w:fill="F3F4F8" w:color="auto" w:val="clear"/>
+            <w:tcMar>
+              <w:top w:type="dxa" w:w="60"/>
+              <w:left w:type="dxa" w:w="100"/>
+              <w:bottom w:type="dxa" w:w="60"/>
+              <w:right w:type="dxa" w:w="100"/>
+            </w:tcMar>
+            <w:vAlign w:val="center"/>
+          </w:tcPr>
+          <w:p>
+            <w:pPr>
+              <w:spacing w:after="0" w:line="252"/>
+            </w:pPr>
+            <w:r>
+              <w:rPr>
+                <w:b w:val="false"/>
+                <w:bCs w:val="false"/>
+                <w:color w:val="374151"/>
+                <w:sz w:val="17"/>
+                <w:szCs w:val="17"/>
+              </w:rPr>
+              <w:t xml:space="preserve">An index built only over rows matching a WHERE clause</w:t>
+            </w:r>
+          </w:p>
+        </w:tc>
+      </w:tr>
+      <w:tr>
+        <w:trPr>
+          <w:cantSplit/>
+        </w:trPr>
+        <w:tc>
+          <w:tcPr>
+            <w:tcW w:type="dxa" w:w="2137"/>
+            <w:shd w:fill="FFFFFF" w:color="auto" w:val="clear"/>
+            <w:tcMar>
+              <w:top w:type="dxa" w:w="60"/>
+              <w:left w:type="dxa" w:w="100"/>
+              <w:bottom w:type="dxa" w:w="60"/>
+              <w:right w:type="dxa" w:w="100"/>
+            </w:tcMar>
+            <w:vAlign w:val="center"/>
+          </w:tcPr>
+          <w:p>
+            <w:pPr>
+              <w:spacing w:after="0" w:line="252"/>
+            </w:pPr>
+            <w:r>
+              <w:rPr>
+                <w:b w:val="false"/>
+                <w:bCs w:val="false"/>
+                <w:color w:val="374151"/>
+                <w:sz w:val="17"/>
+                <w:szCs w:val="17"/>
+              </w:rPr>
+              <w:t xml:space="preserve">Partial key</w:t>
+            </w:r>
+          </w:p>
+        </w:tc>
+        <w:tc>
+          <w:tcPr>
+            <w:tcW w:type="dxa" w:w="6889"/>
+            <w:shd w:fill="FFFFFF" w:color="auto" w:val="clear"/>
+            <w:tcMar>
+              <w:top w:type="dxa" w:w="60"/>
+              <w:left w:type="dxa" w:w="100"/>
+              <w:bottom w:type="dxa" w:w="60"/>
+              <w:right w:type="dxa" w:w="100"/>
+            </w:tcMar>
+            <w:vAlign w:val="center"/>
+          </w:tcPr>
+          <w:p>
+            <w:pPr>
+              <w:spacing w:after="0" w:line="252"/>
+            </w:pPr>
+            <w:r>
+              <w:rPr>
+                <w:b w:val="false"/>
+                <w:bCs w:val="false"/>
+                <w:color w:val="374151"/>
+                <w:sz w:val="17"/>
+                <w:szCs w:val="17"/>
+              </w:rPr>
+              <w:t xml:space="preserve">The attribute that distinguishes weak-entity instances of the same owner</w:t>
+            </w:r>
+          </w:p>
+        </w:tc>
+      </w:tr>
+      <w:tr>
+        <w:trPr>
+          <w:cantSplit/>
+        </w:trPr>
+        <w:tc>
+          <w:tcPr>
+            <w:tcW w:type="dxa" w:w="2137"/>
+            <w:shd w:fill="F3F4F8" w:color="auto" w:val="clear"/>
+            <w:tcMar>
+              <w:top w:type="dxa" w:w="60"/>
+              <w:left w:type="dxa" w:w="100"/>
+              <w:bottom w:type="dxa" w:w="60"/>
+              <w:right w:type="dxa" w:w="100"/>
+            </w:tcMar>
+            <w:vAlign w:val="center"/>
+          </w:tcPr>
+          <w:p>
+            <w:pPr>
+              <w:spacing w:after="0" w:line="252"/>
+            </w:pPr>
+            <w:r>
+              <w:rPr>
+                <w:b w:val="false"/>
+                <w:bCs w:val="false"/>
+                <w:color w:val="374151"/>
+                <w:sz w:val="17"/>
+                <w:szCs w:val="17"/>
+              </w:rPr>
+              <w:t xml:space="preserve">Precision / recall</w:t>
+            </w:r>
+          </w:p>
+        </w:tc>
+        <w:tc>
+          <w:tcPr>
+            <w:tcW w:type="dxa" w:w="6889"/>
+            <w:shd w:fill="F3F4F8" w:color="auto" w:val="clear"/>
+            <w:tcMar>
+              <w:top w:type="dxa" w:w="60"/>
+              <w:left w:type="dxa" w:w="100"/>
+              <w:bottom w:type="dxa" w:w="60"/>
+              <w:right w:type="dxa" w:w="100"/>
+            </w:tcMar>
+            <w:vAlign w:val="center"/>
+          </w:tcPr>
+          <w:p>
+            <w:pPr>
+              <w:spacing w:after="0" w:line="252"/>
+            </w:pPr>
+            <w:r>
+              <w:rPr>
+                <w:b w:val="false"/>
+                <w:bCs w:val="false"/>
+                <w:color w:val="374151"/>
+                <w:sz w:val="17"/>
+                <w:szCs w:val="17"/>
+              </w:rPr>
+              <w:t xml:space="preserve">Of those flagged, the share truly at risk / of those truly at risk, the share flagged</w:t>
+            </w:r>
+          </w:p>
+        </w:tc>
+      </w:tr>
+      <w:tr>
+        <w:trPr>
+          <w:cantSplit/>
+        </w:trPr>
+        <w:tc>
+          <w:tcPr>
+            <w:tcW w:type="dxa" w:w="2137"/>
+            <w:shd w:fill="FFFFFF" w:color="auto" w:val="clear"/>
+            <w:tcMar>
+              <w:top w:type="dxa" w:w="60"/>
+              <w:left w:type="dxa" w:w="100"/>
+              <w:bottom w:type="dxa" w:w="60"/>
+              <w:right w:type="dxa" w:w="100"/>
+            </w:tcMar>
+            <w:vAlign w:val="center"/>
+          </w:tcPr>
+          <w:p>
+            <w:pPr>
+              <w:spacing w:after="0" w:line="252"/>
+            </w:pPr>
+            <w:r>
+              <w:rPr>
+                <w:b w:val="false"/>
+                <w:bCs w:val="false"/>
+                <w:color w:val="374151"/>
+                <w:sz w:val="17"/>
+                <w:szCs w:val="17"/>
+              </w:rPr>
+              <w:t xml:space="preserve">Seed (setseed)</w:t>
+            </w:r>
+          </w:p>
+        </w:tc>
+        <w:tc>
+          <w:tcPr>
+            <w:tcW w:type="dxa" w:w="6889"/>
+            <w:shd w:fill="FFFFFF" w:color="auto" w:val="clear"/>
+            <w:tcMar>
+              <w:top w:type="dxa" w:w="60"/>
+              <w:left w:type="dxa" w:w="100"/>
+              <w:bottom w:type="dxa" w:w="60"/>
+              <w:right w:type="dxa" w:w="100"/>
+            </w:tcMar>
+            <w:vAlign w:val="center"/>
+          </w:tcPr>
+          <w:p>
+            <w:pPr>
+              <w:spacing w:after="0" w:line="252"/>
+            </w:pPr>
+            <w:r>
+              <w:rPr>
+                <w:b w:val="false"/>
+                <w:bCs w:val="false"/>
+                <w:color w:val="374151"/>
+                <w:sz w:val="17"/>
+                <w:szCs w:val="17"/>
+              </w:rPr>
               <w:t xml:space="preserve">Fixes the random sequence so generated data is identical every run</w:t>
+            </w:r>
+          </w:p>
+        </w:tc>
+      </w:tr>
+      <w:tr>
+        <w:trPr>
+          <w:cantSplit/>
+        </w:trPr>
+        <w:tc>
+          <w:tcPr>
+            <w:tcW w:type="dxa" w:w="2137"/>
+            <w:shd w:fill="F3F4F8" w:color="auto" w:val="clear"/>
+            <w:tcMar>
+              <w:top w:type="dxa" w:w="60"/>
+              <w:left w:type="dxa" w:w="100"/>
+              <w:bottom w:type="dxa" w:w="60"/>
+              <w:right w:type="dxa" w:w="100"/>
+            </w:tcMar>
+            <w:vAlign w:val="center"/>
+          </w:tcPr>
+          <w:p>
+            <w:pPr>
+              <w:spacing w:after="0" w:line="252"/>
+            </w:pPr>
+            <w:r>
+              <w:rPr>
+                <w:b w:val="false"/>
+                <w:bCs w:val="false"/>
+                <w:color w:val="374151"/>
+                <w:sz w:val="17"/>
+                <w:szCs w:val="17"/>
+              </w:rPr>
+              <w:t xml:space="preserve">Silhouette score</w:t>
+            </w:r>
+          </w:p>
+        </w:tc>
+        <w:tc>
+          <w:tcPr>
+            <w:tcW w:type="dxa" w:w="6889"/>
+            <w:shd w:fill="F3F4F8" w:color="auto" w:val="clear"/>
+            <w:tcMar>
+              <w:top w:type="dxa" w:w="60"/>
+              <w:left w:type="dxa" w:w="100"/>
+              <w:bottom w:type="dxa" w:w="60"/>
+              <w:right w:type="dxa" w:w="100"/>
+            </w:tcMar>
+            <w:vAlign w:val="center"/>
+          </w:tcPr>
+          <w:p>
+            <w:pPr>
+              <w:spacing w:after="0" w:line="252"/>
+            </w:pPr>
+            <w:r>
+              <w:rPr>
+                <w:b w:val="false"/>
+                <w:bCs w:val="false"/>
+                <w:color w:val="374151"/>
+                <w:sz w:val="17"/>
+                <w:szCs w:val="17"/>
+              </w:rPr>
+              <w:t xml:space="preserve">How much closer a point is to its own cluster than to the next one (−1 to 1)</w:t>
+            </w:r>
+          </w:p>
+        </w:tc>
+      </w:tr>
+      <w:tr>
+        <w:trPr>
+          <w:cantSplit/>
+        </w:trPr>
+        <w:tc>
+          <w:tcPr>
+            <w:tcW w:type="dxa" w:w="2137"/>
+            <w:shd w:fill="FFFFFF" w:color="auto" w:val="clear"/>
+            <w:tcMar>
+              <w:top w:type="dxa" w:w="60"/>
+              <w:left w:type="dxa" w:w="100"/>
+              <w:bottom w:type="dxa" w:w="60"/>
+              <w:right w:type="dxa" w:w="100"/>
+            </w:tcMar>
+            <w:vAlign w:val="center"/>
+          </w:tcPr>
+          <w:p>
+            <w:pPr>
+              <w:spacing w:after="0" w:line="252"/>
+            </w:pPr>
+            <w:r>
+              <w:rPr>
+                <w:b w:val="false"/>
+                <w:bCs w:val="false"/>
+                <w:color w:val="374151"/>
+                <w:sz w:val="17"/>
+                <w:szCs w:val="17"/>
+              </w:rPr>
+              <w:t xml:space="preserve">Standardization</w:t>
+            </w:r>
+          </w:p>
+        </w:tc>
+        <w:tc>
+          <w:tcPr>
+            <w:tcW w:type="dxa" w:w="6889"/>
+            <w:shd w:fill="FFFFFF" w:color="auto" w:val="clear"/>
+            <w:tcMar>
+              <w:top w:type="dxa" w:w="60"/>
+              <w:left w:type="dxa" w:w="100"/>
+              <w:bottom w:type="dxa" w:w="60"/>
+              <w:right w:type="dxa" w:w="100"/>
+            </w:tcMar>
+            <w:vAlign w:val="center"/>
+          </w:tcPr>
+          <w:p>
+            <w:pPr>
+              <w:spacing w:after="0" w:line="252"/>
+            </w:pPr>
+            <w:r>
+              <w:rPr>
+                <w:b w:val="false"/>
+                <w:bCs w:val="false"/>
+                <w:color w:val="374151"/>
+                <w:sz w:val="17"/>
+                <w:szCs w:val="17"/>
+              </w:rPr>
+              <w:t xml:space="preserve">Rescaling a feature to mean 0, SD 1 so distance-based methods weigh features equally</w:t>
             </w:r>
           </w:p>
         </w:tc>
@@ -13209,7 +15662,7 @@
                 <w:sz w:val="19"/>
                 <w:szCs w:val="19"/>
               </w:rPr>
-              <w:t xml:space="preserve">22 / 30 / 45 / 17</w:t>
+              <w:t xml:space="preserve">22 / 30 / 45 / 17 (designed schema; analytics adds 2 tables, 2 FKs)</w:t>
             </w:r>
           </w:p>
         </w:tc>
@@ -13270,7 +15723,7 @@
                 <w:sz w:val="19"/>
                 <w:szCs w:val="19"/>
               </w:rPr>
-              <w:t xml:space="preserve">9 / 2 / 3</w:t>
+              <w:t xml:space="preserve">9 / 2 (+2 analytics views) / 3</w:t>
             </w:r>
           </w:p>
         </w:tc>
@@ -13636,7 +16089,7 @@
                 <w:sz w:val="19"/>
                 <w:szCs w:val="19"/>
               </w:rPr>
-              <w:t xml:space="preserve">62.7 ms → 0.029 ms (2,160×)</w:t>
+              <w:t xml:space="preserve">60.8 ms → 0.025 ms (2,434×)</w:t>
             </w:r>
           </w:p>
         </w:tc>
@@ -13820,6 +16273,250 @@
                 <w:szCs w:val="19"/>
               </w:rPr>
               <w:t xml:space="preserve">91 / 91 passed</w:t>
+            </w:r>
+          </w:p>
+        </w:tc>
+      </w:tr>
+      <w:tr>
+        <w:trPr>
+          <w:cantSplit/>
+        </w:trPr>
+        <w:tc>
+          <w:tcPr>
+            <w:tcW w:type="dxa" w:w="3562"/>
+            <w:shd w:fill="F3F4F8" w:color="auto" w:val="clear"/>
+            <w:tcMar>
+              <w:top w:type="dxa" w:w="60"/>
+              <w:left w:type="dxa" w:w="100"/>
+              <w:bottom w:type="dxa" w:w="60"/>
+              <w:right w:type="dxa" w:w="100"/>
+            </w:tcMar>
+            <w:vAlign w:val="center"/>
+          </w:tcPr>
+          <w:p>
+            <w:pPr>
+              <w:spacing w:after="0" w:line="252"/>
+            </w:pPr>
+            <w:r>
+              <w:rPr>
+                <w:b w:val="false"/>
+                <w:bCs w:val="false"/>
+                <w:color w:val="374151"/>
+                <w:sz w:val="19"/>
+                <w:szCs w:val="19"/>
+              </w:rPr>
+              <w:t xml:space="preserve">Placement rate by CGPA band</w:t>
+            </w:r>
+          </w:p>
+        </w:tc>
+        <w:tc>
+          <w:tcPr>
+            <w:tcW w:type="dxa" w:w="5464"/>
+            <w:shd w:fill="F3F4F8" w:color="auto" w:val="clear"/>
+            <w:tcMar>
+              <w:top w:type="dxa" w:w="60"/>
+              <w:left w:type="dxa" w:w="100"/>
+              <w:bottom w:type="dxa" w:w="60"/>
+              <w:right w:type="dxa" w:w="100"/>
+            </w:tcMar>
+            <w:vAlign w:val="center"/>
+          </w:tcPr>
+          <w:p>
+            <w:pPr>
+              <w:spacing w:after="0" w:line="252"/>
+            </w:pPr>
+            <w:r>
+              <w:rPr>
+                <w:b w:val="false"/>
+                <w:bCs w:val="false"/>
+                <w:color w:val="374151"/>
+                <w:sz w:val="19"/>
+                <w:szCs w:val="19"/>
+              </w:rPr>
+              <w:t xml:space="preserve">6.0 - 7.0: 0% · 7.0 - 8.0: 6% · 8.0 - 9.0: 28% · 9.0 - 10.0: 56%</w:t>
+            </w:r>
+          </w:p>
+        </w:tc>
+      </w:tr>
+      <w:tr>
+        <w:trPr>
+          <w:cantSplit/>
+        </w:trPr>
+        <w:tc>
+          <w:tcPr>
+            <w:tcW w:type="dxa" w:w="3562"/>
+            <w:shd w:fill="FFFFFF" w:color="auto" w:val="clear"/>
+            <w:tcMar>
+              <w:top w:type="dxa" w:w="60"/>
+              <w:left w:type="dxa" w:w="100"/>
+              <w:bottom w:type="dxa" w:w="60"/>
+              <w:right w:type="dxa" w:w="100"/>
+            </w:tcMar>
+            <w:vAlign w:val="center"/>
+          </w:tcPr>
+          <w:p>
+            <w:pPr>
+              <w:spacing w:after="0" w:line="252"/>
+            </w:pPr>
+            <w:r>
+              <w:rPr>
+                <w:b w:val="false"/>
+                <w:bCs w:val="false"/>
+                <w:color w:val="374151"/>
+                <w:sz w:val="19"/>
+                <w:szCs w:val="19"/>
+              </w:rPr>
+              <w:t xml:space="preserve">k-means</w:t>
+            </w:r>
+          </w:p>
+        </w:tc>
+        <w:tc>
+          <w:tcPr>
+            <w:tcW w:type="dxa" w:w="5464"/>
+            <w:shd w:fill="FFFFFF" w:color="auto" w:val="clear"/>
+            <w:tcMar>
+              <w:top w:type="dxa" w:w="60"/>
+              <w:left w:type="dxa" w:w="100"/>
+              <w:bottom w:type="dxa" w:w="60"/>
+              <w:right w:type="dxa" w:w="100"/>
+            </w:tcMar>
+            <w:vAlign w:val="center"/>
+          </w:tcPr>
+          <w:p>
+            <w:pPr>
+              <w:spacing w:after="0" w:line="252"/>
+            </w:pPr>
+            <w:r>
+              <w:rPr>
+                <w:b w:val="false"/>
+                <w:bCs w:val="false"/>
+                <w:color w:val="374151"/>
+                <w:sz w:val="19"/>
+                <w:szCs w:val="19"/>
+              </w:rPr>
+              <w:t xml:space="preserve">k = 4, silhouette 0.298; χ² = 25.7, p = 0.000011</w:t>
+            </w:r>
+          </w:p>
+        </w:tc>
+      </w:tr>
+      <w:tr>
+        <w:trPr>
+          <w:cantSplit/>
+        </w:trPr>
+        <w:tc>
+          <w:tcPr>
+            <w:tcW w:type="dxa" w:w="3562"/>
+            <w:shd w:fill="F3F4F8" w:color="auto" w:val="clear"/>
+            <w:tcMar>
+              <w:top w:type="dxa" w:w="60"/>
+              <w:left w:type="dxa" w:w="100"/>
+              <w:bottom w:type="dxa" w:w="60"/>
+              <w:right w:type="dxa" w:w="100"/>
+            </w:tcMar>
+            <w:vAlign w:val="center"/>
+          </w:tcPr>
+          <w:p>
+            <w:pPr>
+              <w:spacing w:after="0" w:line="252"/>
+            </w:pPr>
+            <w:r>
+              <w:rPr>
+                <w:b w:val="false"/>
+                <w:bCs w:val="false"/>
+                <w:color w:val="374151"/>
+                <w:sz w:val="19"/>
+                <w:szCs w:val="19"/>
+              </w:rPr>
+              <w:t xml:space="preserve">Segments (n, % accepted)</w:t>
+            </w:r>
+          </w:p>
+        </w:tc>
+        <w:tc>
+          <w:tcPr>
+            <w:tcW w:type="dxa" w:w="5464"/>
+            <w:shd w:fill="F3F4F8" w:color="auto" w:val="clear"/>
+            <w:tcMar>
+              <w:top w:type="dxa" w:w="60"/>
+              <w:left w:type="dxa" w:w="100"/>
+              <w:bottom w:type="dxa" w:w="60"/>
+              <w:right w:type="dxa" w:w="100"/>
+            </w:tcMar>
+            <w:vAlign w:val="center"/>
+          </w:tcPr>
+          <w:p>
+            <w:pPr>
+              <w:spacing w:after="0" w:line="252"/>
+            </w:pPr>
+            <w:r>
+              <w:rPr>
+                <w:b w:val="false"/>
+                <w:bCs w:val="false"/>
+                <w:color w:val="374151"/>
+                <w:sz w:val="19"/>
+                <w:szCs w:val="19"/>
+              </w:rPr>
+              <w:t xml:space="preserve">High-Achieving Generalists 68, 41% · Tech Specialists 56, 36% · Selective Appliers 19, 0% · At-Risk 34, 3%</w:t>
+            </w:r>
+          </w:p>
+        </w:tc>
+      </w:tr>
+      <w:tr>
+        <w:trPr>
+          <w:cantSplit/>
+        </w:trPr>
+        <w:tc>
+          <w:tcPr>
+            <w:tcW w:type="dxa" w:w="3562"/>
+            <w:shd w:fill="FFFFFF" w:color="auto" w:val="clear"/>
+            <w:tcMar>
+              <w:top w:type="dxa" w:w="60"/>
+              <w:left w:type="dxa" w:w="100"/>
+              <w:bottom w:type="dxa" w:w="60"/>
+              <w:right w:type="dxa" w:w="100"/>
+            </w:tcMar>
+            <w:vAlign w:val="center"/>
+          </w:tcPr>
+          <w:p>
+            <w:pPr>
+              <w:spacing w:after="0" w:line="252"/>
+            </w:pPr>
+            <w:r>
+              <w:rPr>
+                <w:b w:val="false"/>
+                <w:bCs w:val="false"/>
+                <w:color w:val="374151"/>
+                <w:sz w:val="19"/>
+                <w:szCs w:val="19"/>
+              </w:rPr>
+              <w:t xml:space="preserve">S2 action list</w:t>
+            </w:r>
+          </w:p>
+        </w:tc>
+        <w:tc>
+          <w:tcPr>
+            <w:tcW w:type="dxa" w:w="5464"/>
+            <w:shd w:fill="FFFFFF" w:color="auto" w:val="clear"/>
+            <w:tcMar>
+              <w:top w:type="dxa" w:w="60"/>
+              <w:left w:type="dxa" w:w="100"/>
+              <w:bottom w:type="dxa" w:w="60"/>
+              <w:right w:type="dxa" w:w="100"/>
+            </w:tcMar>
+            <w:vAlign w:val="center"/>
+          </w:tcPr>
+          <w:p>
+            <w:pPr>
+              <w:spacing w:after="0" w:line="252"/>
+            </w:pPr>
+            <w:r>
+              <w:rPr>
+                <w:b w:val="false"/>
+                <w:bCs w:val="false"/>
+                <w:color w:val="374151"/>
+                <w:sz w:val="19"/>
+                <w:szCs w:val="19"/>
+              </w:rPr>
+              <w:t xml:space="preserve">52 students: 29 apply to more roles, 12 CV review, 10 technical skills workshop, 1 mock interviews</w:t>
             </w:r>
           </w:p>
         </w:tc>
